--- a/Lab_01_demshin/Отчёт по лабораторной работе N1.docx
+++ b/Lab_01_demshin/Отчёт по лабораторной работе N1.docx
@@ -97,6 +97,9 @@
     <w:p>
       <w:r>
         <w:t xml:space="preserve">ОТЧЕТ ПО ЛАБОРАТОРНОЙ РАБОТЕ № </w:t>
+      </w:r>
+      <w:r>
+        <w:t>1</w:t>
       </w:r>
     </w:p>
     <w:p>
@@ -277,12 +280,8 @@
     </w:p>
     <w:p>
       <w:pPr>
-        <w:rPr>
-          <w:rFonts w:ascii="Times New Roman" w:hAnsi="Times New Roman" w:cs="Times New Roman"/>
-          <w:b/>
-          <w:bCs/>
-          <w:sz w:val="24"/>
-          <w:szCs w:val="24"/>
+        <w:jc w:val="right"/>
+        <w:rPr>
           <w:lang w:val="en-US"/>
         </w:rPr>
       </w:pPr>
@@ -296,385 +295,1108 @@
         <w:rPr>
           <w:b/>
           <w:bCs/>
+          <w:sz w:val="24"/>
+          <w:szCs w:val="24"/>
+        </w:rPr>
+        <w:lastRenderedPageBreak/>
+        <w:t>Задание</w:t>
+      </w:r>
+      <w:r>
+        <w:rPr>
+          <w:b/>
+          <w:bCs/>
+          <w:sz w:val="24"/>
+          <w:szCs w:val="24"/>
+          <w:lang w:val="en-US"/>
+        </w:rPr>
+        <w:t xml:space="preserve"> 1</w:t>
+      </w:r>
+      <w:r>
+        <w:rPr>
+          <w:b/>
+          <w:bCs/>
+          <w:sz w:val="24"/>
+          <w:szCs w:val="24"/>
+        </w:rPr>
+        <w:t xml:space="preserve"> – Определение компонентов компота</w:t>
+      </w:r>
+      <w:r>
+        <w:rPr>
+          <w:rFonts w:ascii="Times New Roman" w:hAnsi="Times New Roman" w:cs="Times New Roman"/>
+          <w:b/>
+          <w:bCs/>
+          <w:sz w:val="24"/>
+          <w:szCs w:val="24"/>
+          <w:lang w:val="en-US"/>
+        </w:rPr>
+        <w:br w:type="textWrapping" w:clear="all"/>
+      </w:r>
+    </w:p>
+    <w:tbl>
+      <w:tblPr>
+        <w:tblStyle w:val="af0"/>
+        <w:tblW w:w="0" w:type="auto"/>
+        <w:tblBorders>
+          <w:top w:val="none" w:sz="0" w:space="0" w:color="auto"/>
+          <w:left w:val="none" w:sz="0" w:space="0" w:color="auto"/>
+          <w:bottom w:val="none" w:sz="0" w:space="0" w:color="auto"/>
+          <w:right w:val="none" w:sz="0" w:space="0" w:color="auto"/>
+          <w:insideH w:val="none" w:sz="0" w:space="0" w:color="auto"/>
+          <w:insideV w:val="none" w:sz="0" w:space="0" w:color="auto"/>
+        </w:tblBorders>
+        <w:tblLook w:val="04A0" w:firstRow="1" w:lastRow="0" w:firstColumn="1" w:lastColumn="0" w:noHBand="0" w:noVBand="1"/>
+      </w:tblPr>
+      <w:tblGrid>
+        <w:gridCol w:w="2689"/>
+        <w:gridCol w:w="6656"/>
+      </w:tblGrid>
+      <w:tr>
+        <w:trPr>
+          <w:trHeight w:val="629"/>
+        </w:trPr>
+        <w:tc>
+          <w:tcPr>
+            <w:tcW w:w="9345" w:type="dxa"/>
+            <w:gridSpan w:val="2"/>
+          </w:tcPr>
+          <w:p>
+            <w:pPr>
+              <w:pStyle w:val="a7"/>
+              <w:numPr>
+                <w:ilvl w:val="0"/>
+                <w:numId w:val="3"/>
+              </w:numPr>
+              <w:rPr>
+                <w:rFonts w:ascii="Times New Roman" w:hAnsi="Times New Roman" w:cs="Times New Roman"/>
+                <w:b/>
+                <w:bCs/>
+                <w:sz w:val="28"/>
+                <w:szCs w:val="28"/>
+              </w:rPr>
+            </w:pPr>
+            <w:r>
+              <w:rPr>
+                <w:rFonts w:ascii="Times New Roman" w:hAnsi="Times New Roman" w:cs="Times New Roman"/>
+                <w:b/>
+                <w:bCs/>
+                <w:sz w:val="28"/>
+                <w:szCs w:val="28"/>
+              </w:rPr>
+              <w:t>Алгоритмическая схема реализации задания №1</w:t>
+            </w:r>
+          </w:p>
+        </w:tc>
+      </w:tr>
+      <w:tr>
+        <w:trPr>
+          <w:trHeight w:val="1196"/>
+        </w:trPr>
+        <w:tc>
+          <w:tcPr>
+            <w:tcW w:w="2689" w:type="dxa"/>
+            <w:vMerge w:val="restart"/>
+          </w:tcPr>
+          <w:p>
+            <w:pPr>
+              <w:rPr>
+                <w:rFonts w:ascii="Times New Roman" w:hAnsi="Times New Roman" w:cs="Times New Roman"/>
+              </w:rPr>
+            </w:pPr>
+            <w:r>
+              <w:object w:dxaOrig="1440" w:dyaOrig="1440" w14:anchorId="245ECDFE">
+                <v:shapetype id="_x0000_t75" coordsize="21600,21600" o:spt="75" o:preferrelative="t" path="m@4@5l@4@11@9@11@9@5xe" filled="f" stroked="f">
+                  <v:stroke joinstyle="miter"/>
+                  <v:formulas>
+                    <v:f eqn="if lineDrawn pixelLineWidth 0"/>
+                    <v:f eqn="sum @0 1 0"/>
+                    <v:f eqn="sum 0 0 @1"/>
+                    <v:f eqn="prod @2 1 2"/>
+                    <v:f eqn="prod @3 21600 pixelWidth"/>
+                    <v:f eqn="prod @3 21600 pixelHeight"/>
+                    <v:f eqn="sum @0 0 1"/>
+                    <v:f eqn="prod @6 1 2"/>
+                    <v:f eqn="prod @7 21600 pixelWidth"/>
+                    <v:f eqn="sum @8 21600 0"/>
+                    <v:f eqn="prod @7 21600 pixelHeight"/>
+                    <v:f eqn="sum @10 21600 0"/>
+                  </v:formulas>
+                  <v:path o:extrusionok="f" gradientshapeok="t" o:connecttype="rect"/>
+                  <o:lock v:ext="edit" aspectratio="t"/>
+                </v:shapetype>
+                <v:shape id="_x0000_s2053" type="#_x0000_t75" style="position:absolute;margin-left:8.25pt;margin-top:21.45pt;width:96pt;height:273pt;z-index:251658240;mso-position-horizontal-relative:text;mso-position-vertical-relative:text">
+                  <v:imagedata r:id="rId7" o:title=""/>
+                  <w10:wrap type="square" side="right"/>
+                </v:shape>
+                <o:OLEObject Type="Embed" ProgID="Visio.Drawing.15" ShapeID="_x0000_s2053" DrawAspect="Content" ObjectID="_1850582986" r:id="rId8"/>
+              </w:object>
+            </w:r>
+          </w:p>
+        </w:tc>
+        <w:tc>
+          <w:tcPr>
+            <w:tcW w:w="6656" w:type="dxa"/>
+            <w:vAlign w:val="center"/>
+          </w:tcPr>
+          <w:p>
+            <w:pPr>
+              <w:pStyle w:val="a7"/>
+              <w:numPr>
+                <w:ilvl w:val="0"/>
+                <w:numId w:val="1"/>
+              </w:numPr>
+              <w:rPr>
+                <w:rFonts w:ascii="Times New Roman" w:hAnsi="Times New Roman" w:cs="Times New Roman"/>
+              </w:rPr>
+            </w:pPr>
+            <w:r>
+              <w:rPr>
+                <w:rFonts w:ascii="Times New Roman" w:hAnsi="Times New Roman" w:cs="Times New Roman"/>
+              </w:rPr>
+              <w:t xml:space="preserve">Объявление основной функции </w:t>
+            </w:r>
+            <w:r>
+              <w:rPr>
+                <w:rFonts w:ascii="Times New Roman" w:hAnsi="Times New Roman" w:cs="Times New Roman"/>
+              </w:rPr>
+              <w:t>Main</w:t>
+            </w:r>
+            <w:r>
+              <w:rPr>
+                <w:rFonts w:ascii="Times New Roman" w:hAnsi="Times New Roman" w:cs="Times New Roman"/>
+              </w:rPr>
+              <w:t xml:space="preserve"> ()</w:t>
+            </w:r>
+          </w:p>
+        </w:tc>
+      </w:tr>
+      <w:tr>
+        <w:trPr>
+          <w:trHeight w:val="1270"/>
+        </w:trPr>
+        <w:tc>
+          <w:tcPr>
+            <w:tcW w:w="2689" w:type="dxa"/>
+            <w:vMerge/>
+          </w:tcPr>
+          <w:p>
+            <w:pPr>
+              <w:pStyle w:val="a7"/>
+              <w:numPr>
+                <w:ilvl w:val="0"/>
+                <w:numId w:val="1"/>
+              </w:numPr>
+              <w:rPr>
+                <w:rFonts w:ascii="Times New Roman" w:hAnsi="Times New Roman" w:cs="Times New Roman"/>
+              </w:rPr>
+            </w:pPr>
+          </w:p>
+        </w:tc>
+        <w:tc>
+          <w:tcPr>
+            <w:tcW w:w="6656" w:type="dxa"/>
+            <w:vAlign w:val="center"/>
+          </w:tcPr>
+          <w:p>
+            <w:pPr>
+              <w:pStyle w:val="a7"/>
+              <w:numPr>
+                <w:ilvl w:val="0"/>
+                <w:numId w:val="1"/>
+              </w:numPr>
+              <w:rPr>
+                <w:rFonts w:ascii="Times New Roman" w:hAnsi="Times New Roman" w:cs="Times New Roman"/>
+              </w:rPr>
+            </w:pPr>
+            <w:r>
+              <w:rPr>
+                <w:rFonts w:ascii="Times New Roman" w:hAnsi="Times New Roman" w:cs="Times New Roman"/>
+              </w:rPr>
+              <w:t xml:space="preserve">Ввод переменной </w:t>
+            </w:r>
+            <w:r>
+              <w:rPr>
+                <w:rFonts w:ascii="Times New Roman" w:hAnsi="Times New Roman" w:cs="Times New Roman"/>
+              </w:rPr>
+              <w:t>Water</w:t>
+            </w:r>
+            <w:r>
+              <w:rPr>
+                <w:rFonts w:ascii="Times New Roman" w:hAnsi="Times New Roman" w:cs="Times New Roman"/>
+              </w:rPr>
+              <w:t xml:space="preserve"> – Кол-во воды для приготовления компота</w:t>
+            </w:r>
+          </w:p>
+        </w:tc>
+      </w:tr>
+      <w:tr>
+        <w:trPr>
+          <w:trHeight w:val="1402"/>
+        </w:trPr>
+        <w:tc>
+          <w:tcPr>
+            <w:tcW w:w="2689" w:type="dxa"/>
+            <w:vMerge/>
+          </w:tcPr>
+          <w:p>
+            <w:pPr>
+              <w:pStyle w:val="a7"/>
+              <w:numPr>
+                <w:ilvl w:val="0"/>
+                <w:numId w:val="1"/>
+              </w:numPr>
+              <w:rPr>
+                <w:rFonts w:ascii="Times New Roman" w:hAnsi="Times New Roman" w:cs="Times New Roman"/>
+              </w:rPr>
+            </w:pPr>
+          </w:p>
+        </w:tc>
+        <w:tc>
+          <w:tcPr>
+            <w:tcW w:w="6656" w:type="dxa"/>
+            <w:vAlign w:val="center"/>
+          </w:tcPr>
+          <w:p>
+            <w:pPr>
+              <w:pStyle w:val="a7"/>
+              <w:numPr>
+                <w:ilvl w:val="0"/>
+                <w:numId w:val="1"/>
+              </w:numPr>
+              <w:rPr>
+                <w:rFonts w:ascii="Times New Roman" w:hAnsi="Times New Roman" w:cs="Times New Roman"/>
+              </w:rPr>
+            </w:pPr>
+            <w:r>
+              <w:rPr>
+                <w:rFonts w:ascii="Times New Roman" w:hAnsi="Times New Roman" w:cs="Times New Roman"/>
+              </w:rPr>
+              <w:t xml:space="preserve"> </w:t>
+            </w:r>
+            <w:r>
+              <w:rPr>
+                <w:rFonts w:ascii="Times New Roman" w:hAnsi="Times New Roman" w:cs="Times New Roman"/>
+              </w:rPr>
+              <w:t xml:space="preserve">Расчёт кол-ва сахара и ягод. Переменные </w:t>
+            </w:r>
+            <w:r>
+              <w:rPr>
+                <w:rFonts w:ascii="Times New Roman" w:hAnsi="Times New Roman" w:cs="Times New Roman"/>
+              </w:rPr>
+              <w:t xml:space="preserve">Sugar </w:t>
+            </w:r>
+            <w:r>
+              <w:rPr>
+                <w:rFonts w:ascii="Times New Roman" w:hAnsi="Times New Roman" w:cs="Times New Roman"/>
+              </w:rPr>
+              <w:t xml:space="preserve">и </w:t>
+            </w:r>
+            <w:r>
+              <w:rPr>
+                <w:rFonts w:ascii="Times New Roman" w:hAnsi="Times New Roman" w:cs="Times New Roman"/>
+              </w:rPr>
+              <w:t xml:space="preserve">Berry </w:t>
+            </w:r>
+            <w:r>
+              <w:rPr>
+                <w:rFonts w:ascii="Times New Roman" w:hAnsi="Times New Roman" w:cs="Times New Roman"/>
+              </w:rPr>
+              <w:t>соответственно.</w:t>
+            </w:r>
+          </w:p>
+        </w:tc>
+      </w:tr>
+      <w:tr>
+        <w:trPr>
+          <w:trHeight w:val="1266"/>
+        </w:trPr>
+        <w:tc>
+          <w:tcPr>
+            <w:tcW w:w="2689" w:type="dxa"/>
+            <w:vMerge/>
+          </w:tcPr>
+          <w:p>
+            <w:pPr>
+              <w:pStyle w:val="a7"/>
+              <w:numPr>
+                <w:ilvl w:val="0"/>
+                <w:numId w:val="1"/>
+              </w:numPr>
+              <w:rPr>
+                <w:rFonts w:ascii="Times New Roman" w:hAnsi="Times New Roman" w:cs="Times New Roman"/>
+              </w:rPr>
+            </w:pPr>
+          </w:p>
+        </w:tc>
+        <w:tc>
+          <w:tcPr>
+            <w:tcW w:w="6656" w:type="dxa"/>
+            <w:vAlign w:val="center"/>
+          </w:tcPr>
+          <w:p>
+            <w:pPr>
+              <w:pStyle w:val="a7"/>
+              <w:numPr>
+                <w:ilvl w:val="0"/>
+                <w:numId w:val="1"/>
+              </w:numPr>
+              <w:rPr>
+                <w:rFonts w:ascii="Times New Roman" w:hAnsi="Times New Roman" w:cs="Times New Roman"/>
+              </w:rPr>
+            </w:pPr>
+            <w:r>
+              <w:rPr>
+                <w:rFonts w:ascii="Times New Roman" w:hAnsi="Times New Roman" w:cs="Times New Roman"/>
+              </w:rPr>
+              <w:t xml:space="preserve">Вывод расчётных значений необходимого </w:t>
+            </w:r>
+            <w:r>
+              <w:rPr>
+                <w:rFonts w:ascii="Times New Roman" w:hAnsi="Times New Roman" w:cs="Times New Roman"/>
+              </w:rPr>
+              <w:t>кол-ва</w:t>
+            </w:r>
+            <w:r>
+              <w:rPr>
+                <w:rFonts w:ascii="Times New Roman" w:hAnsi="Times New Roman" w:cs="Times New Roman"/>
+              </w:rPr>
+              <w:t xml:space="preserve"> ягод, сахара и воды. </w:t>
+            </w:r>
+          </w:p>
+        </w:tc>
+      </w:tr>
+      <w:tr>
+        <w:trPr>
+          <w:trHeight w:val="918"/>
+        </w:trPr>
+        <w:tc>
+          <w:tcPr>
+            <w:tcW w:w="2689" w:type="dxa"/>
+            <w:vMerge/>
+          </w:tcPr>
+          <w:p>
+            <w:pPr>
+              <w:rPr>
+                <w:rFonts w:ascii="Times New Roman" w:hAnsi="Times New Roman" w:cs="Times New Roman"/>
+              </w:rPr>
+            </w:pPr>
+          </w:p>
+        </w:tc>
+        <w:tc>
+          <w:tcPr>
+            <w:tcW w:w="6656" w:type="dxa"/>
+            <w:vAlign w:val="center"/>
+          </w:tcPr>
+          <w:p>
+            <w:pPr>
+              <w:pStyle w:val="a7"/>
+              <w:numPr>
+                <w:ilvl w:val="0"/>
+                <w:numId w:val="1"/>
+              </w:numPr>
+              <w:rPr>
+                <w:rFonts w:ascii="Times New Roman" w:hAnsi="Times New Roman" w:cs="Times New Roman"/>
+              </w:rPr>
+            </w:pPr>
+            <w:r>
+              <w:rPr>
+                <w:rFonts w:ascii="Times New Roman" w:hAnsi="Times New Roman" w:cs="Times New Roman"/>
+              </w:rPr>
+              <w:t>Команда возврата значения функции</w:t>
+            </w:r>
+            <w:r>
+              <w:rPr>
+                <w:rFonts w:ascii="Times New Roman" w:hAnsi="Times New Roman" w:cs="Times New Roman"/>
+              </w:rPr>
+              <w:t xml:space="preserve"> (</w:t>
+            </w:r>
+            <w:r>
+              <w:rPr>
+                <w:rFonts w:ascii="Times New Roman" w:hAnsi="Times New Roman" w:cs="Times New Roman"/>
+                <w:lang w:val="en-US"/>
+              </w:rPr>
+              <w:t>Main</w:t>
+            </w:r>
+            <w:r>
+              <w:rPr>
+                <w:rFonts w:ascii="Times New Roman" w:hAnsi="Times New Roman" w:cs="Times New Roman"/>
+              </w:rPr>
+              <w:t>()=0)</w:t>
+            </w:r>
+            <w:r>
+              <w:rPr>
+                <w:rFonts w:ascii="Times New Roman" w:hAnsi="Times New Roman" w:cs="Times New Roman"/>
+              </w:rPr>
+              <w:t xml:space="preserve">. </w:t>
+            </w:r>
+          </w:p>
+        </w:tc>
+      </w:tr>
+    </w:tbl>
+    <w:p>
+      <w:pPr>
+        <w:rPr>
+          <w:rFonts w:ascii="Times New Roman" w:hAnsi="Times New Roman" w:cs="Times New Roman"/>
+        </w:rPr>
+      </w:pPr>
+    </w:p>
+    <w:p>
+      <w:pPr>
+        <w:pStyle w:val="a7"/>
+        <w:numPr>
+          <w:ilvl w:val="0"/>
+          <w:numId w:val="3"/>
+        </w:numPr>
+        <w:rPr>
+          <w:rFonts w:ascii="Times New Roman" w:hAnsi="Times New Roman" w:cs="Times New Roman"/>
+          <w:b/>
+          <w:bCs/>
+          <w:sz w:val="28"/>
+          <w:szCs w:val="28"/>
+        </w:rPr>
+      </w:pPr>
+      <w:r>
+        <w:rPr>
+          <w:rFonts w:ascii="Times New Roman" w:hAnsi="Times New Roman" w:cs="Times New Roman"/>
+          <w:b/>
+          <w:bCs/>
+          <w:sz w:val="28"/>
+          <w:szCs w:val="28"/>
+        </w:rPr>
+        <w:t>Листинг программы реализации задания №1</w:t>
+      </w:r>
+    </w:p>
+    <w:p>
+      <w:pPr>
+        <w:rPr>
+          <w:rFonts w:ascii="Times New Roman" w:hAnsi="Times New Roman" w:cs="Times New Roman"/>
+          <w:b/>
+          <w:bCs/>
+          <w:sz w:val="28"/>
+          <w:szCs w:val="28"/>
+        </w:rPr>
+      </w:pPr>
+    </w:p>
+    <w:p>
+      <w:pPr>
+        <w:rPr>
+          <w:rFonts w:ascii="Times New Roman" w:hAnsi="Times New Roman" w:cs="Times New Roman"/>
+          <w:b/>
+          <w:bCs/>
+          <w:sz w:val="24"/>
+          <w:szCs w:val="24"/>
+        </w:rPr>
+      </w:pPr>
+      <w:r>
+        <w:rPr>
+          <w:rFonts w:ascii="Times New Roman" w:hAnsi="Times New Roman" w:cs="Times New Roman"/>
+          <w:b/>
+          <w:bCs/>
+          <w:sz w:val="24"/>
+          <w:szCs w:val="24"/>
+        </w:rPr>
+        <w:t xml:space="preserve">//Ввод </w:t>
+      </w:r>
+      <w:r>
+        <w:rPr>
+          <w:rFonts w:ascii="Times New Roman" w:hAnsi="Times New Roman" w:cs="Times New Roman"/>
+          <w:b/>
+          <w:bCs/>
+          <w:sz w:val="24"/>
+          <w:szCs w:val="24"/>
+        </w:rPr>
+        <w:t>библиотек</w:t>
+      </w:r>
+      <w:r>
+        <w:rPr>
+          <w:rFonts w:ascii="Times New Roman" w:hAnsi="Times New Roman" w:cs="Times New Roman"/>
+          <w:b/>
+          <w:bCs/>
+          <w:sz w:val="24"/>
+          <w:szCs w:val="24"/>
+        </w:rPr>
+        <w:t xml:space="preserve"> и начало функции</w:t>
+      </w:r>
+    </w:p>
+    <w:p>
+      <w:pPr>
+        <w:rPr>
+          <w:rFonts w:ascii="Times New Roman" w:hAnsi="Times New Roman" w:cs="Times New Roman"/>
+          <w:b/>
+          <w:bCs/>
+          <w:sz w:val="24"/>
+          <w:szCs w:val="24"/>
+          <w:lang w:val="en-US"/>
+        </w:rPr>
+      </w:pPr>
+      <w:r>
+        <w:rPr>
+          <w:rFonts w:ascii="Times New Roman" w:hAnsi="Times New Roman" w:cs="Times New Roman"/>
+          <w:b/>
+          <w:bCs/>
+          <w:sz w:val="24"/>
+          <w:szCs w:val="24"/>
+          <w:lang w:val="en-US"/>
+        </w:rPr>
+        <w:t>#include &lt;iostream&gt;</w:t>
+      </w:r>
+    </w:p>
+    <w:p>
+      <w:pPr>
+        <w:rPr>
+          <w:rFonts w:ascii="Times New Roman" w:hAnsi="Times New Roman" w:cs="Times New Roman"/>
+          <w:b/>
+          <w:bCs/>
+          <w:sz w:val="24"/>
+          <w:szCs w:val="24"/>
+          <w:lang w:val="en-US"/>
+        </w:rPr>
+      </w:pPr>
+      <w:r>
+        <w:rPr>
+          <w:rFonts w:ascii="Times New Roman" w:hAnsi="Times New Roman" w:cs="Times New Roman"/>
+          <w:b/>
+          <w:bCs/>
+          <w:sz w:val="24"/>
+          <w:szCs w:val="24"/>
+          <w:lang w:val="en-US"/>
+        </w:rPr>
+        <w:t>using namespace std;</w:t>
+      </w:r>
+    </w:p>
+    <w:p>
+      <w:pPr>
+        <w:rPr>
+          <w:rFonts w:ascii="Times New Roman" w:hAnsi="Times New Roman" w:cs="Times New Roman"/>
+          <w:b/>
+          <w:bCs/>
+          <w:sz w:val="24"/>
+          <w:szCs w:val="24"/>
+          <w:lang w:val="en-US"/>
+        </w:rPr>
+      </w:pPr>
+      <w:r>
+        <w:rPr>
+          <w:rFonts w:ascii="Times New Roman" w:hAnsi="Times New Roman" w:cs="Times New Roman"/>
+          <w:b/>
+          <w:bCs/>
+          <w:sz w:val="24"/>
+          <w:szCs w:val="24"/>
+          <w:lang w:val="en-US"/>
+        </w:rPr>
+        <w:t>int main() {</w:t>
+      </w:r>
+    </w:p>
+    <w:p>
+      <w:pPr>
+        <w:rPr>
+          <w:rFonts w:ascii="Times New Roman" w:hAnsi="Times New Roman" w:cs="Times New Roman"/>
+          <w:b/>
+          <w:bCs/>
+          <w:sz w:val="24"/>
+          <w:szCs w:val="24"/>
+          <w:lang w:val="en-US"/>
+        </w:rPr>
+      </w:pPr>
+    </w:p>
+    <w:p>
+      <w:pPr>
+        <w:rPr>
+          <w:rFonts w:ascii="Times New Roman" w:hAnsi="Times New Roman" w:cs="Times New Roman"/>
+          <w:b/>
+          <w:bCs/>
+          <w:sz w:val="24"/>
+          <w:szCs w:val="24"/>
+          <w:lang w:val="en-US"/>
+        </w:rPr>
+      </w:pPr>
+      <w:r>
+        <w:rPr>
+          <w:rFonts w:ascii="Times New Roman" w:hAnsi="Times New Roman" w:cs="Times New Roman"/>
+          <w:b/>
+          <w:bCs/>
+          <w:sz w:val="24"/>
+          <w:szCs w:val="24"/>
+          <w:lang w:val="en-US"/>
+        </w:rPr>
+        <w:t>    setlocale(LC_ALL, "Russian");   //</w:t>
+      </w:r>
+      <w:r>
+        <w:rPr>
+          <w:rFonts w:ascii="Times New Roman" w:hAnsi="Times New Roman" w:cs="Times New Roman"/>
+          <w:b/>
+          <w:bCs/>
+          <w:sz w:val="24"/>
+          <w:szCs w:val="24"/>
+        </w:rPr>
+        <w:t>Ввод</w:t>
+      </w:r>
+      <w:r>
+        <w:rPr>
+          <w:rFonts w:ascii="Times New Roman" w:hAnsi="Times New Roman" w:cs="Times New Roman"/>
+          <w:b/>
+          <w:bCs/>
+          <w:sz w:val="24"/>
+          <w:szCs w:val="24"/>
+          <w:lang w:val="en-US"/>
+        </w:rPr>
+        <w:t xml:space="preserve"> </w:t>
+      </w:r>
+      <w:r>
+        <w:rPr>
+          <w:rFonts w:ascii="Times New Roman" w:hAnsi="Times New Roman" w:cs="Times New Roman"/>
+          <w:b/>
+          <w:bCs/>
+          <w:sz w:val="24"/>
+          <w:szCs w:val="24"/>
+        </w:rPr>
+        <w:t>кирилицы</w:t>
+      </w:r>
+      <w:r>
+        <w:rPr>
+          <w:rFonts w:ascii="Times New Roman" w:hAnsi="Times New Roman" w:cs="Times New Roman"/>
+          <w:b/>
+          <w:bCs/>
+          <w:sz w:val="24"/>
+          <w:szCs w:val="24"/>
+          <w:lang w:val="en-US"/>
+        </w:rPr>
+        <w:t xml:space="preserve"> </w:t>
+      </w:r>
+      <w:r>
+        <w:rPr>
+          <w:rFonts w:ascii="Times New Roman" w:hAnsi="Times New Roman" w:cs="Times New Roman"/>
+          <w:b/>
+          <w:bCs/>
+          <w:sz w:val="24"/>
+          <w:szCs w:val="24"/>
+        </w:rPr>
+        <w:t>в</w:t>
+      </w:r>
+      <w:r>
+        <w:rPr>
+          <w:rFonts w:ascii="Times New Roman" w:hAnsi="Times New Roman" w:cs="Times New Roman"/>
+          <w:b/>
+          <w:bCs/>
+          <w:sz w:val="24"/>
+          <w:szCs w:val="24"/>
+          <w:lang w:val="en-US"/>
+        </w:rPr>
+        <w:t xml:space="preserve"> </w:t>
+      </w:r>
+      <w:r>
+        <w:rPr>
+          <w:rFonts w:ascii="Times New Roman" w:hAnsi="Times New Roman" w:cs="Times New Roman"/>
+          <w:b/>
+          <w:bCs/>
+          <w:sz w:val="24"/>
+          <w:szCs w:val="24"/>
+        </w:rPr>
+        <w:t>функцию</w:t>
+      </w:r>
+    </w:p>
+    <w:p>
+      <w:pPr>
+        <w:rPr>
+          <w:rFonts w:ascii="Times New Roman" w:hAnsi="Times New Roman" w:cs="Times New Roman"/>
+          <w:b/>
+          <w:bCs/>
+          <w:sz w:val="24"/>
+          <w:szCs w:val="24"/>
+          <w:lang w:val="en-US"/>
+        </w:rPr>
+      </w:pPr>
+    </w:p>
+    <w:p>
+      <w:pPr>
+        <w:rPr>
+          <w:rFonts w:ascii="Times New Roman" w:hAnsi="Times New Roman" w:cs="Times New Roman"/>
+          <w:b/>
+          <w:bCs/>
+          <w:sz w:val="24"/>
+          <w:szCs w:val="24"/>
+        </w:rPr>
+      </w:pPr>
+      <w:r>
+        <w:rPr>
+          <w:rFonts w:ascii="Times New Roman" w:hAnsi="Times New Roman" w:cs="Times New Roman"/>
+          <w:b/>
+          <w:bCs/>
+          <w:sz w:val="24"/>
+          <w:szCs w:val="24"/>
+        </w:rPr>
+        <w:t>double berry, sugar, water;         //Оглавление переменных</w:t>
+      </w:r>
+    </w:p>
+    <w:p>
+      <w:pPr>
+        <w:rPr>
+          <w:rFonts w:ascii="Times New Roman" w:hAnsi="Times New Roman" w:cs="Times New Roman"/>
+          <w:b/>
+          <w:bCs/>
+          <w:sz w:val="24"/>
+          <w:szCs w:val="24"/>
+        </w:rPr>
+      </w:pPr>
+    </w:p>
+    <w:p>
+      <w:pPr>
+        <w:rPr>
+          <w:rFonts w:ascii="Times New Roman" w:hAnsi="Times New Roman" w:cs="Times New Roman"/>
+          <w:b/>
+          <w:bCs/>
+          <w:sz w:val="24"/>
+          <w:szCs w:val="24"/>
+        </w:rPr>
+      </w:pPr>
+      <w:r>
+        <w:rPr>
+          <w:rFonts w:ascii="Times New Roman" w:hAnsi="Times New Roman" w:cs="Times New Roman"/>
+          <w:b/>
+          <w:bCs/>
+          <w:sz w:val="24"/>
+          <w:szCs w:val="24"/>
+        </w:rPr>
+        <w:t>cout &lt;&lt; "Количество литров" &lt;&lt; "-"; //Вывод в терминале фразы "Количество литров -"</w:t>
+      </w:r>
+    </w:p>
+    <w:p>
+      <w:pPr>
+        <w:rPr>
+          <w:rFonts w:ascii="Times New Roman" w:hAnsi="Times New Roman" w:cs="Times New Roman"/>
+          <w:b/>
+          <w:bCs/>
+          <w:sz w:val="24"/>
+          <w:szCs w:val="24"/>
+        </w:rPr>
+      </w:pPr>
+      <w:r>
+        <w:rPr>
+          <w:rFonts w:ascii="Times New Roman" w:hAnsi="Times New Roman" w:cs="Times New Roman"/>
+          <w:b/>
+          <w:bCs/>
+          <w:sz w:val="24"/>
+          <w:szCs w:val="24"/>
+        </w:rPr>
+        <w:t xml:space="preserve">cin &gt;&gt; water;                       //Ввод количества воды </w:t>
+      </w:r>
+    </w:p>
+    <w:p>
+      <w:pPr>
+        <w:rPr>
+          <w:rFonts w:ascii="Times New Roman" w:hAnsi="Times New Roman" w:cs="Times New Roman"/>
+          <w:b/>
+          <w:bCs/>
+          <w:sz w:val="24"/>
+          <w:szCs w:val="24"/>
+        </w:rPr>
+      </w:pPr>
+    </w:p>
+    <w:p>
+      <w:pPr>
+        <w:rPr>
+          <w:rFonts w:ascii="Times New Roman" w:hAnsi="Times New Roman" w:cs="Times New Roman"/>
+          <w:b/>
+          <w:bCs/>
+          <w:sz w:val="24"/>
+          <w:szCs w:val="24"/>
+        </w:rPr>
+      </w:pPr>
+      <w:r>
+        <w:rPr>
+          <w:rFonts w:ascii="Times New Roman" w:hAnsi="Times New Roman" w:cs="Times New Roman"/>
+          <w:b/>
+          <w:bCs/>
+          <w:sz w:val="24"/>
+          <w:szCs w:val="24"/>
+        </w:rPr>
+        <w:lastRenderedPageBreak/>
+        <w:t>berry = water / 3;                  //Инициализация переменной berry</w:t>
+      </w:r>
+    </w:p>
+    <w:p>
+      <w:pPr>
+        <w:rPr>
+          <w:rFonts w:ascii="Times New Roman" w:hAnsi="Times New Roman" w:cs="Times New Roman"/>
+          <w:b/>
+          <w:bCs/>
+          <w:sz w:val="24"/>
+          <w:szCs w:val="24"/>
+        </w:rPr>
+      </w:pPr>
+      <w:r>
+        <w:rPr>
+          <w:rFonts w:ascii="Times New Roman" w:hAnsi="Times New Roman" w:cs="Times New Roman"/>
+          <w:b/>
+          <w:bCs/>
+          <w:sz w:val="24"/>
+          <w:szCs w:val="24"/>
+        </w:rPr>
+        <w:t>sugar = water / 2;                  //Инициализация переменной sugar</w:t>
+      </w:r>
+    </w:p>
+    <w:p>
+      <w:pPr>
+        <w:rPr>
+          <w:rFonts w:ascii="Times New Roman" w:hAnsi="Times New Roman" w:cs="Times New Roman"/>
+          <w:b/>
+          <w:bCs/>
+          <w:sz w:val="24"/>
+          <w:szCs w:val="24"/>
+        </w:rPr>
+      </w:pPr>
+    </w:p>
+    <w:p>
+      <w:pPr>
+        <w:rPr>
+          <w:rFonts w:ascii="Times New Roman" w:hAnsi="Times New Roman" w:cs="Times New Roman"/>
+          <w:b/>
+          <w:bCs/>
+          <w:sz w:val="24"/>
+          <w:szCs w:val="24"/>
+        </w:rPr>
+      </w:pPr>
+      <w:r>
+        <w:rPr>
+          <w:rFonts w:ascii="Times New Roman" w:hAnsi="Times New Roman" w:cs="Times New Roman"/>
+          <w:b/>
+          <w:bCs/>
+          <w:sz w:val="24"/>
+          <w:szCs w:val="24"/>
+        </w:rPr>
+        <w:t>//Вывод данных о количестве ингридиентов</w:t>
+      </w:r>
+    </w:p>
+    <w:p>
+      <w:pPr>
+        <w:rPr>
+          <w:rFonts w:ascii="Times New Roman" w:hAnsi="Times New Roman" w:cs="Times New Roman"/>
+          <w:b/>
+          <w:bCs/>
+          <w:sz w:val="24"/>
+          <w:szCs w:val="24"/>
+          <w:lang w:val="en-US"/>
+        </w:rPr>
+      </w:pPr>
+      <w:r>
+        <w:rPr>
+          <w:rFonts w:ascii="Times New Roman" w:hAnsi="Times New Roman" w:cs="Times New Roman"/>
+          <w:b/>
+          <w:bCs/>
+          <w:sz w:val="24"/>
+          <w:szCs w:val="24"/>
+          <w:lang w:val="en-US"/>
+        </w:rPr>
+        <w:t>cout &lt;&lt; "</w:t>
+      </w:r>
+      <w:r>
+        <w:rPr>
+          <w:rFonts w:ascii="Times New Roman" w:hAnsi="Times New Roman" w:cs="Times New Roman"/>
+          <w:b/>
+          <w:bCs/>
+          <w:sz w:val="24"/>
+          <w:szCs w:val="24"/>
+        </w:rPr>
+        <w:t>Ягод</w:t>
+      </w:r>
+      <w:r>
+        <w:rPr>
+          <w:rFonts w:ascii="Times New Roman" w:hAnsi="Times New Roman" w:cs="Times New Roman"/>
+          <w:b/>
+          <w:bCs/>
+          <w:sz w:val="24"/>
+          <w:szCs w:val="24"/>
+          <w:lang w:val="en-US"/>
+        </w:rPr>
+        <w:t>" &lt;&lt; "-" &lt;&lt; berry &lt;&lt; "kg" &lt;&lt; endl;</w:t>
+      </w:r>
+    </w:p>
+    <w:p>
+      <w:pPr>
+        <w:rPr>
+          <w:rFonts w:ascii="Times New Roman" w:hAnsi="Times New Roman" w:cs="Times New Roman"/>
+          <w:b/>
+          <w:bCs/>
+          <w:sz w:val="24"/>
+          <w:szCs w:val="24"/>
+          <w:lang w:val="en-US"/>
+        </w:rPr>
+      </w:pPr>
+      <w:r>
+        <w:rPr>
+          <w:rFonts w:ascii="Times New Roman" w:hAnsi="Times New Roman" w:cs="Times New Roman"/>
+          <w:b/>
+          <w:bCs/>
+          <w:sz w:val="24"/>
+          <w:szCs w:val="24"/>
+          <w:lang w:val="en-US"/>
+        </w:rPr>
+        <w:t>cout &lt;&lt; "</w:t>
+      </w:r>
+      <w:r>
+        <w:rPr>
+          <w:rFonts w:ascii="Times New Roman" w:hAnsi="Times New Roman" w:cs="Times New Roman"/>
+          <w:b/>
+          <w:bCs/>
+          <w:sz w:val="24"/>
+          <w:szCs w:val="24"/>
+        </w:rPr>
+        <w:t>Сахара</w:t>
+      </w:r>
+      <w:r>
+        <w:rPr>
+          <w:rFonts w:ascii="Times New Roman" w:hAnsi="Times New Roman" w:cs="Times New Roman"/>
+          <w:b/>
+          <w:bCs/>
+          <w:sz w:val="24"/>
+          <w:szCs w:val="24"/>
+          <w:lang w:val="en-US"/>
+        </w:rPr>
+        <w:t>" &lt;&lt; "-" &lt;&lt; sugar &lt;&lt; "kg" &lt;&lt; endl;</w:t>
+      </w:r>
+    </w:p>
+    <w:p>
+      <w:pPr>
+        <w:rPr>
+          <w:rFonts w:ascii="Times New Roman" w:hAnsi="Times New Roman" w:cs="Times New Roman"/>
+          <w:b/>
+          <w:bCs/>
+          <w:sz w:val="24"/>
+          <w:szCs w:val="24"/>
+          <w:lang w:val="en-US"/>
+        </w:rPr>
+      </w:pPr>
+      <w:r>
+        <w:rPr>
+          <w:rFonts w:ascii="Times New Roman" w:hAnsi="Times New Roman" w:cs="Times New Roman"/>
+          <w:b/>
+          <w:bCs/>
+          <w:sz w:val="24"/>
+          <w:szCs w:val="24"/>
+          <w:lang w:val="en-US"/>
+        </w:rPr>
+        <w:t>cout &lt;&lt; "</w:t>
+      </w:r>
+      <w:r>
+        <w:rPr>
+          <w:rFonts w:ascii="Times New Roman" w:hAnsi="Times New Roman" w:cs="Times New Roman"/>
+          <w:b/>
+          <w:bCs/>
+          <w:sz w:val="24"/>
+          <w:szCs w:val="24"/>
+        </w:rPr>
+        <w:t>Воды</w:t>
+      </w:r>
+      <w:r>
+        <w:rPr>
+          <w:rFonts w:ascii="Times New Roman" w:hAnsi="Times New Roman" w:cs="Times New Roman"/>
+          <w:b/>
+          <w:bCs/>
+          <w:sz w:val="24"/>
+          <w:szCs w:val="24"/>
+          <w:lang w:val="en-US"/>
+        </w:rPr>
+        <w:t>" &lt;&lt; "-" &lt;&lt; water &lt;&lt; "li" &lt;&lt; endl;</w:t>
+      </w:r>
+    </w:p>
+    <w:p>
+      <w:pPr>
+        <w:rPr>
+          <w:rFonts w:ascii="Times New Roman" w:hAnsi="Times New Roman" w:cs="Times New Roman"/>
+          <w:b/>
+          <w:bCs/>
+          <w:sz w:val="24"/>
+          <w:szCs w:val="24"/>
+          <w:lang w:val="en-US"/>
+        </w:rPr>
+      </w:pPr>
+    </w:p>
+    <w:p>
+      <w:pPr>
+        <w:rPr>
+          <w:rFonts w:ascii="Times New Roman" w:hAnsi="Times New Roman" w:cs="Times New Roman"/>
+          <w:b/>
+          <w:bCs/>
+          <w:sz w:val="24"/>
+          <w:szCs w:val="24"/>
+        </w:rPr>
+      </w:pPr>
+      <w:r>
+        <w:rPr>
+          <w:rFonts w:ascii="Times New Roman" w:hAnsi="Times New Roman" w:cs="Times New Roman"/>
+          <w:b/>
+          <w:bCs/>
+          <w:sz w:val="24"/>
+          <w:szCs w:val="24"/>
+          <w:lang w:val="en-US"/>
+        </w:rPr>
+        <w:t xml:space="preserve">    </w:t>
+      </w:r>
+      <w:r>
+        <w:rPr>
+          <w:rFonts w:ascii="Times New Roman" w:hAnsi="Times New Roman" w:cs="Times New Roman"/>
+          <w:b/>
+          <w:bCs/>
+          <w:sz w:val="24"/>
+          <w:szCs w:val="24"/>
+        </w:rPr>
+        <w:t>return 0;</w:t>
+      </w:r>
+    </w:p>
+    <w:p>
+      <w:pPr>
+        <w:rPr>
+          <w:rFonts w:ascii="Times New Roman" w:hAnsi="Times New Roman" w:cs="Times New Roman"/>
+          <w:b/>
+          <w:bCs/>
+          <w:sz w:val="24"/>
+          <w:szCs w:val="24"/>
+        </w:rPr>
+      </w:pPr>
+    </w:p>
+    <w:p>
+      <w:pPr>
+        <w:rPr>
+          <w:rFonts w:ascii="Times New Roman" w:hAnsi="Times New Roman" w:cs="Times New Roman"/>
+          <w:b/>
+          <w:bCs/>
+          <w:sz w:val="24"/>
+          <w:szCs w:val="24"/>
+        </w:rPr>
+      </w:pPr>
+      <w:r>
+        <w:rPr>
+          <w:rFonts w:ascii="Times New Roman" w:hAnsi="Times New Roman" w:cs="Times New Roman"/>
+          <w:b/>
+          <w:bCs/>
+          <w:sz w:val="24"/>
+          <w:szCs w:val="24"/>
+        </w:rPr>
+        <w:t>}</w:t>
+      </w:r>
+    </w:p>
+    <w:p>
+      <w:pPr>
+        <w:rPr>
+          <w:rFonts w:ascii="Times New Roman" w:hAnsi="Times New Roman" w:cs="Times New Roman"/>
+          <w:b/>
+          <w:bCs/>
+          <w:sz w:val="28"/>
+          <w:szCs w:val="28"/>
+        </w:rPr>
+      </w:pPr>
+    </w:p>
+    <w:p>
+      <w:pPr>
+        <w:rPr>
+          <w:rFonts w:ascii="Times New Roman" w:hAnsi="Times New Roman" w:cs="Times New Roman"/>
           <w:noProof/>
-          <w:sz w:val="24"/>
-          <w:szCs w:val="24"/>
-        </w:rPr>
-        <w:lastRenderedPageBreak/>
-        <w:object w:dxaOrig="1440" w:dyaOrig="1440" w14:anchorId="245ECDFE">
-          <v:shapetype id="_x0000_t75" coordsize="21600,21600" o:spt="75" o:preferrelative="t" path="m@4@5l@4@11@9@11@9@5xe" filled="f" stroked="f">
-            <v:stroke joinstyle="miter"/>
-            <v:formulas>
-              <v:f eqn="if lineDrawn pixelLineWidth 0"/>
-              <v:f eqn="sum @0 1 0"/>
-              <v:f eqn="sum 0 0 @1"/>
-              <v:f eqn="prod @2 1 2"/>
-              <v:f eqn="prod @3 21600 pixelWidth"/>
-              <v:f eqn="prod @3 21600 pixelHeight"/>
-              <v:f eqn="sum @0 0 1"/>
-              <v:f eqn="prod @6 1 2"/>
-              <v:f eqn="prod @7 21600 pixelWidth"/>
-              <v:f eqn="sum @8 21600 0"/>
-              <v:f eqn="prod @7 21600 pixelHeight"/>
-              <v:f eqn="sum @10 21600 0"/>
-            </v:formulas>
-            <v:path o:extrusionok="f" gradientshapeok="t" o:connecttype="rect"/>
-            <o:lock v:ext="edit" aspectratio="t"/>
-          </v:shapetype>
-          <v:shape id="_x0000_s2050" type="#_x0000_t75" style="position:absolute;margin-left:0;margin-top:0;width:96pt;height:273pt;z-index:251659264;mso-position-horizontal:left;mso-position-horizontal-relative:text;mso-position-vertical-relative:text">
-            <v:imagedata r:id="rId6" o:title=""/>
-            <w10:wrap type="square" side="right"/>
-          </v:shape>
-          <o:OLEObject Type="Embed" ProgID="Visio.Drawing.15" ShapeID="_x0000_s2050" DrawAspect="Content" ObjectID="_1850491606" r:id="rId7"/>
-        </w:object>
-      </w:r>
-      <w:r>
-        <w:rPr>
-          <w:b/>
-          <w:bCs/>
-          <w:sz w:val="24"/>
-          <w:szCs w:val="24"/>
-          <w:lang w:val="en-US"/>
-        </w:rPr>
-        <w:t xml:space="preserve">                                                                                                                        </w:t>
-      </w:r>
-      <w:r>
-        <w:rPr>
-          <w:b/>
-          <w:bCs/>
-          <w:sz w:val="24"/>
-          <w:szCs w:val="24"/>
-        </w:rPr>
-        <w:t>Задание</w:t>
-      </w:r>
-      <w:r>
-        <w:rPr>
-          <w:b/>
-          <w:bCs/>
-          <w:sz w:val="24"/>
-          <w:szCs w:val="24"/>
-          <w:lang w:val="en-US"/>
-        </w:rPr>
-        <w:t xml:space="preserve"> 1</w:t>
-      </w:r>
-      <w:r>
-        <w:rPr>
-          <w:rFonts w:ascii="Times New Roman" w:hAnsi="Times New Roman" w:cs="Times New Roman"/>
-          <w:b/>
-          <w:bCs/>
-          <w:sz w:val="24"/>
-          <w:szCs w:val="24"/>
-          <w:lang w:val="en-US"/>
-        </w:rPr>
-        <w:br w:type="textWrapping" w:clear="all"/>
-      </w:r>
-    </w:p>
-    <w:p>
-      <w:pPr>
-        <w:rPr>
-          <w:rFonts w:ascii="Times New Roman" w:hAnsi="Times New Roman" w:cs="Times New Roman"/>
-          <w:lang w:val="en-US"/>
-        </w:rPr>
-      </w:pPr>
-      <w:r>
-        <w:rPr>
-          <w:rFonts w:ascii="Times New Roman" w:hAnsi="Times New Roman" w:cs="Times New Roman"/>
-          <w:lang w:val="en-US"/>
-        </w:rPr>
-        <w:t>#include &lt;iostream&gt;</w:t>
-      </w:r>
-    </w:p>
-    <w:p>
-      <w:pPr>
-        <w:rPr>
-          <w:rFonts w:ascii="Times New Roman" w:hAnsi="Times New Roman" w:cs="Times New Roman"/>
-          <w:lang w:val="en-US"/>
-        </w:rPr>
-      </w:pPr>
-      <w:r>
-        <w:rPr>
-          <w:rFonts w:ascii="Times New Roman" w:hAnsi="Times New Roman" w:cs="Times New Roman"/>
-          <w:lang w:val="en-US"/>
-        </w:rPr>
-        <w:t>using namespace std;</w:t>
-      </w:r>
-    </w:p>
-    <w:p>
-      <w:pPr>
-        <w:rPr>
-          <w:rFonts w:ascii="Times New Roman" w:hAnsi="Times New Roman" w:cs="Times New Roman"/>
-          <w:lang w:val="en-US"/>
-        </w:rPr>
-      </w:pPr>
-      <w:r>
-        <w:rPr>
-          <w:rFonts w:ascii="Times New Roman" w:hAnsi="Times New Roman" w:cs="Times New Roman"/>
-          <w:lang w:val="en-US"/>
-        </w:rPr>
-        <w:t xml:space="preserve">int </w:t>
-      </w:r>
-      <w:proofErr w:type="gramStart"/>
-      <w:r>
-        <w:rPr>
-          <w:rFonts w:ascii="Times New Roman" w:hAnsi="Times New Roman" w:cs="Times New Roman"/>
-          <w:lang w:val="en-US"/>
-        </w:rPr>
-        <w:t>main(</w:t>
-      </w:r>
-      <w:proofErr w:type="gramEnd"/>
-      <w:r>
-        <w:rPr>
-          <w:rFonts w:ascii="Times New Roman" w:hAnsi="Times New Roman" w:cs="Times New Roman"/>
-          <w:lang w:val="en-US"/>
-        </w:rPr>
-        <w:t>) {</w:t>
-      </w:r>
-    </w:p>
-    <w:p>
-      <w:pPr>
-        <w:rPr>
-          <w:rFonts w:ascii="Times New Roman" w:hAnsi="Times New Roman" w:cs="Times New Roman"/>
-          <w:lang w:val="en-US"/>
-        </w:rPr>
-      </w:pPr>
-    </w:p>
-    <w:p>
-      <w:pPr>
-        <w:rPr>
-          <w:rFonts w:ascii="Times New Roman" w:hAnsi="Times New Roman" w:cs="Times New Roman"/>
-          <w:lang w:val="en-US"/>
-        </w:rPr>
-      </w:pPr>
-      <w:r>
-        <w:rPr>
-          <w:rFonts w:ascii="Times New Roman" w:hAnsi="Times New Roman" w:cs="Times New Roman"/>
-          <w:lang w:val="en-US"/>
-        </w:rPr>
-        <w:t xml:space="preserve">    </w:t>
-      </w:r>
-      <w:proofErr w:type="gramStart"/>
-      <w:r>
-        <w:rPr>
-          <w:rFonts w:ascii="Times New Roman" w:hAnsi="Times New Roman" w:cs="Times New Roman"/>
-          <w:lang w:val="en-US"/>
-        </w:rPr>
-        <w:t>setlocale(</w:t>
-      </w:r>
-      <w:proofErr w:type="gramEnd"/>
-      <w:r>
-        <w:rPr>
-          <w:rFonts w:ascii="Times New Roman" w:hAnsi="Times New Roman" w:cs="Times New Roman"/>
-          <w:lang w:val="en-US"/>
-        </w:rPr>
-        <w:t>LC_ALL, "Russian");</w:t>
-      </w:r>
-    </w:p>
-    <w:p>
-      <w:pPr>
-        <w:rPr>
-          <w:rFonts w:ascii="Times New Roman" w:hAnsi="Times New Roman" w:cs="Times New Roman"/>
-          <w:lang w:val="en-US"/>
-        </w:rPr>
-      </w:pPr>
-    </w:p>
-    <w:p>
-      <w:pPr>
-        <w:rPr>
-          <w:rFonts w:ascii="Times New Roman" w:hAnsi="Times New Roman" w:cs="Times New Roman"/>
-          <w:lang w:val="en-US"/>
-        </w:rPr>
-      </w:pPr>
-      <w:r>
-        <w:rPr>
-          <w:rFonts w:ascii="Times New Roman" w:hAnsi="Times New Roman" w:cs="Times New Roman"/>
-          <w:lang w:val="en-US"/>
-        </w:rPr>
-        <w:t>double berry, sugar, water;</w:t>
-      </w:r>
-    </w:p>
-    <w:p>
-      <w:pPr>
-        <w:rPr>
-          <w:rFonts w:ascii="Times New Roman" w:hAnsi="Times New Roman" w:cs="Times New Roman"/>
-          <w:lang w:val="en-US"/>
-        </w:rPr>
-      </w:pPr>
-    </w:p>
-    <w:p>
-      <w:pPr>
-        <w:rPr>
-          <w:rFonts w:ascii="Times New Roman" w:hAnsi="Times New Roman" w:cs="Times New Roman"/>
-          <w:lang w:val="en-US"/>
-        </w:rPr>
-      </w:pPr>
-      <w:r>
-        <w:rPr>
-          <w:rFonts w:ascii="Times New Roman" w:hAnsi="Times New Roman" w:cs="Times New Roman"/>
-          <w:lang w:val="en-US"/>
-        </w:rPr>
-        <w:t>cout &lt;&lt; "ware litrs";</w:t>
-      </w:r>
-    </w:p>
-    <w:p>
-      <w:pPr>
-        <w:rPr>
-          <w:rFonts w:ascii="Times New Roman" w:hAnsi="Times New Roman" w:cs="Times New Roman"/>
-          <w:lang w:val="en-US"/>
-        </w:rPr>
-      </w:pPr>
-      <w:r>
-        <w:rPr>
-          <w:rFonts w:ascii="Times New Roman" w:hAnsi="Times New Roman" w:cs="Times New Roman"/>
-          <w:lang w:val="en-US"/>
-        </w:rPr>
-        <w:t>cin &gt;&gt; water;</w:t>
-      </w:r>
-    </w:p>
-    <w:p>
-      <w:pPr>
-        <w:rPr>
-          <w:rFonts w:ascii="Times New Roman" w:hAnsi="Times New Roman" w:cs="Times New Roman"/>
-          <w:lang w:val="en-US"/>
-        </w:rPr>
-      </w:pPr>
-    </w:p>
-    <w:p>
-      <w:pPr>
-        <w:rPr>
-          <w:rFonts w:ascii="Times New Roman" w:hAnsi="Times New Roman" w:cs="Times New Roman"/>
-          <w:lang w:val="en-US"/>
-        </w:rPr>
-      </w:pPr>
-      <w:r>
-        <w:rPr>
-          <w:rFonts w:ascii="Times New Roman" w:hAnsi="Times New Roman" w:cs="Times New Roman"/>
-          <w:lang w:val="en-US"/>
-        </w:rPr>
-        <w:t>berry = water / 3;</w:t>
-      </w:r>
-    </w:p>
-    <w:p>
-      <w:pPr>
-        <w:rPr>
-          <w:rFonts w:ascii="Times New Roman" w:hAnsi="Times New Roman" w:cs="Times New Roman"/>
-          <w:lang w:val="en-US"/>
-        </w:rPr>
-      </w:pPr>
-      <w:r>
-        <w:rPr>
-          <w:rFonts w:ascii="Times New Roman" w:hAnsi="Times New Roman" w:cs="Times New Roman"/>
-          <w:lang w:val="en-US"/>
-        </w:rPr>
-        <w:t>sugar = water / 2;</w:t>
-      </w:r>
-    </w:p>
-    <w:p>
-      <w:pPr>
-        <w:rPr>
-          <w:rFonts w:ascii="Times New Roman" w:hAnsi="Times New Roman" w:cs="Times New Roman"/>
-          <w:lang w:val="en-US"/>
-        </w:rPr>
-      </w:pPr>
-    </w:p>
-    <w:p>
-      <w:pPr>
-        <w:rPr>
-          <w:rFonts w:ascii="Times New Roman" w:hAnsi="Times New Roman" w:cs="Times New Roman"/>
-          <w:lang w:val="en-US"/>
-        </w:rPr>
-      </w:pPr>
-      <w:r>
-        <w:rPr>
-          <w:rFonts w:ascii="Times New Roman" w:hAnsi="Times New Roman" w:cs="Times New Roman"/>
-          <w:lang w:val="en-US"/>
-        </w:rPr>
-        <w:t>cout &lt;&lt; "berrie" &lt;&lt; berry &lt;&lt; "kg" &lt;&lt; endl;</w:t>
-      </w:r>
-    </w:p>
-    <w:p>
-      <w:pPr>
-        <w:rPr>
-          <w:rFonts w:ascii="Times New Roman" w:hAnsi="Times New Roman" w:cs="Times New Roman"/>
-          <w:lang w:val="en-US"/>
-        </w:rPr>
-      </w:pPr>
-      <w:r>
-        <w:rPr>
-          <w:rFonts w:ascii="Times New Roman" w:hAnsi="Times New Roman" w:cs="Times New Roman"/>
-          <w:lang w:val="en-US"/>
-        </w:rPr>
-        <w:t>cout &lt;&lt; "sugar" &lt;&lt; sugar &lt;&lt; "kg" &lt;&lt; endl;</w:t>
-      </w:r>
-    </w:p>
-    <w:p>
-      <w:pPr>
-        <w:rPr>
-          <w:rFonts w:ascii="Times New Roman" w:hAnsi="Times New Roman" w:cs="Times New Roman"/>
-          <w:lang w:val="en-US"/>
-        </w:rPr>
-      </w:pPr>
-      <w:r>
-        <w:rPr>
-          <w:rFonts w:ascii="Times New Roman" w:hAnsi="Times New Roman" w:cs="Times New Roman"/>
-          <w:lang w:val="en-US"/>
-        </w:rPr>
-        <w:t>cout &lt;&lt; "water" &lt;&lt; water &lt;&lt; "li" &lt;&lt; endl;</w:t>
-      </w:r>
-    </w:p>
-    <w:p>
-      <w:pPr>
-        <w:rPr>
-          <w:rFonts w:ascii="Times New Roman" w:hAnsi="Times New Roman" w:cs="Times New Roman"/>
-          <w:lang w:val="en-US"/>
-        </w:rPr>
-      </w:pPr>
-    </w:p>
-    <w:p>
-      <w:pPr>
-        <w:rPr>
-          <w:rFonts w:ascii="Times New Roman" w:hAnsi="Times New Roman" w:cs="Times New Roman"/>
-        </w:rPr>
-      </w:pPr>
-      <w:r>
-        <w:rPr>
-          <w:rFonts w:ascii="Times New Roman" w:hAnsi="Times New Roman" w:cs="Times New Roman"/>
-          <w:lang w:val="en-US"/>
-        </w:rPr>
-        <w:t xml:space="preserve">    </w:t>
-      </w:r>
-      <w:r>
-        <w:rPr>
-          <w:rFonts w:ascii="Times New Roman" w:hAnsi="Times New Roman" w:cs="Times New Roman"/>
-        </w:rPr>
-        <w:t>return 0;</w:t>
-      </w:r>
-    </w:p>
-    <w:p>
-      <w:pPr>
-        <w:rPr>
-          <w:rFonts w:ascii="Times New Roman" w:hAnsi="Times New Roman" w:cs="Times New Roman"/>
-        </w:rPr>
-      </w:pPr>
-      <w:r>
-        <w:rPr>
-          <w:rFonts w:ascii="Times New Roman" w:hAnsi="Times New Roman" w:cs="Times New Roman"/>
-        </w:rPr>
-        <w:t>}</w:t>
-      </w:r>
-    </w:p>
-    <w:p>
-      <w:pPr>
+        </w:rPr>
+      </w:pPr>
+      <w:r>
         <w:rPr>
           <w:rFonts w:ascii="Times New Roman" w:hAnsi="Times New Roman" w:cs="Times New Roman"/>
           <w:noProof/>
         </w:rPr>
-      </w:pPr>
-      <w:r>
-        <w:rPr>
-          <w:rFonts w:ascii="Times New Roman" w:hAnsi="Times New Roman" w:cs="Times New Roman"/>
-          <w:noProof/>
-        </w:rPr>
-        <w:lastRenderedPageBreak/>
         <w:drawing>
           <wp:inline distT="0" distB="0" distL="0" distR="0" wp14:anchorId="00D7C5CF" wp14:editId="70CC384A">
             <wp:extent cx="4914900" cy="4733925"/>
@@ -693,7 +1415,7 @@
                     </pic:cNvPicPr>
                   </pic:nvPicPr>
                   <pic:blipFill>
-                    <a:blip r:embed="rId8">
+                    <a:blip r:embed="rId9">
                       <a:extLst>
                         <a:ext uri="{28A0092B-C50C-407E-A947-70E740481C1C}">
                           <a14:useLocalDpi xmlns:a14="http://schemas.microsoft.com/office/drawing/2010/main" val="0"/>
@@ -764,405 +1486,1174 @@
           <w:szCs w:val="24"/>
         </w:rPr>
         <w:lastRenderedPageBreak/>
+        <w:t xml:space="preserve">                           </w:t>
+      </w:r>
+      <w:r>
+        <w:rPr>
+          <w:rFonts w:ascii="Times New Roman" w:hAnsi="Times New Roman" w:cs="Times New Roman"/>
+          <w:b/>
+          <w:bCs/>
+          <w:sz w:val="28"/>
+          <w:szCs w:val="28"/>
+        </w:rPr>
         <w:t>Задание 2</w:t>
       </w:r>
-    </w:p>
-    <w:p>
-      <w:pPr>
-        <w:rPr>
-          <w:rFonts w:ascii="Times New Roman" w:hAnsi="Times New Roman" w:cs="Times New Roman"/>
-          <w:lang w:val="en-US"/>
-        </w:rPr>
-      </w:pPr>
-      <w:r>
-        <w:rPr>
-          <w:rFonts w:ascii="Times New Roman" w:hAnsi="Times New Roman" w:cs="Times New Roman"/>
-        </w:rPr>
-        <w:object w:dxaOrig="3615" w:dyaOrig="6585" w14:anchorId="1185675F">
-          <v:shape id="_x0000_i1026" type="#_x0000_t75" style="width:180.75pt;height:329.25pt" o:ole="">
-            <v:imagedata r:id="rId9" o:title=""/>
-          </v:shape>
-          <o:OLEObject Type="Embed" ProgID="Visio.Drawing.15" ShapeID="_x0000_i1026" DrawAspect="Content" ObjectID="_1850491604" r:id="rId10"/>
-        </w:object>
-      </w:r>
-    </w:p>
-    <w:p>
-      <w:pPr>
-        <w:rPr>
-          <w:rFonts w:ascii="Times New Roman" w:hAnsi="Times New Roman" w:cs="Times New Roman"/>
-          <w:lang w:val="en-US"/>
-        </w:rPr>
-      </w:pPr>
-    </w:p>
-    <w:p>
-      <w:pPr>
-        <w:rPr>
-          <w:rFonts w:ascii="Times New Roman" w:hAnsi="Times New Roman" w:cs="Times New Roman"/>
-          <w:lang w:val="en-US"/>
-        </w:rPr>
-      </w:pPr>
-      <w:r>
-        <w:rPr>
-          <w:rFonts w:ascii="Times New Roman" w:hAnsi="Times New Roman" w:cs="Times New Roman"/>
-          <w:lang w:val="en-US"/>
-        </w:rPr>
+      <w:r>
+        <w:rPr>
+          <w:rFonts w:ascii="Times New Roman" w:hAnsi="Times New Roman" w:cs="Times New Roman"/>
+          <w:b/>
+          <w:bCs/>
+          <w:sz w:val="24"/>
+          <w:szCs w:val="24"/>
+        </w:rPr>
+        <w:t xml:space="preserve"> </w:t>
+      </w:r>
+      <w:r>
+        <w:rPr>
+          <w:rFonts w:ascii="Times New Roman" w:hAnsi="Times New Roman" w:cs="Times New Roman"/>
+          <w:b/>
+          <w:bCs/>
+          <w:sz w:val="24"/>
+          <w:szCs w:val="24"/>
+        </w:rPr>
+        <w:t xml:space="preserve">- </w:t>
+      </w:r>
+      <w:r>
+        <w:rPr>
+          <w:rFonts w:ascii="Times New Roman" w:hAnsi="Times New Roman" w:cs="Times New Roman"/>
+          <w:b/>
+          <w:bCs/>
+          <w:sz w:val="28"/>
+          <w:szCs w:val="28"/>
+        </w:rPr>
+        <w:t>Поиск площади и периметра по формуле</w:t>
+      </w:r>
+      <w:r>
+        <w:rPr>
+          <w:rFonts w:ascii="Times New Roman" w:hAnsi="Times New Roman" w:cs="Times New Roman"/>
+          <w:b/>
+          <w:bCs/>
+          <w:sz w:val="28"/>
+          <w:szCs w:val="28"/>
+        </w:rPr>
+        <w:t>.</w:t>
+      </w:r>
+      <w:r>
+        <w:rPr>
+          <w:rFonts w:ascii="Times New Roman" w:hAnsi="Times New Roman" w:cs="Times New Roman"/>
+          <w:b/>
+          <w:bCs/>
+          <w:sz w:val="24"/>
+          <w:szCs w:val="24"/>
+        </w:rPr>
+        <w:t xml:space="preserve">                   </w:t>
+      </w:r>
+    </w:p>
+    <w:tbl>
+      <w:tblPr>
+        <w:tblStyle w:val="af0"/>
+        <w:tblpPr w:leftFromText="180" w:rightFromText="180" w:vertAnchor="page" w:horzAnchor="margin" w:tblpY="2461"/>
+        <w:tblW w:w="10061" w:type="dxa"/>
+        <w:tblLook w:val="04A0" w:firstRow="1" w:lastRow="0" w:firstColumn="1" w:lastColumn="0" w:noHBand="0" w:noVBand="1"/>
+      </w:tblPr>
+      <w:tblGrid>
+        <w:gridCol w:w="5029"/>
+        <w:gridCol w:w="5032"/>
+      </w:tblGrid>
+      <w:tr>
+        <w:trPr>
+          <w:trHeight w:val="1125"/>
+        </w:trPr>
+        <w:tc>
+          <w:tcPr>
+            <w:tcW w:w="5029" w:type="dxa"/>
+            <w:vMerge w:val="restart"/>
+          </w:tcPr>
+          <w:p>
+            <w:pPr>
+              <w:rPr>
+                <w:rFonts w:ascii="Times New Roman" w:hAnsi="Times New Roman" w:cs="Times New Roman"/>
+                <w:b/>
+                <w:bCs/>
+                <w:sz w:val="28"/>
+                <w:szCs w:val="28"/>
+              </w:rPr>
+            </w:pPr>
+            <w:r>
+              <w:rPr>
+                <w:rFonts w:ascii="Times New Roman" w:hAnsi="Times New Roman" w:cs="Times New Roman"/>
+                <w:noProof/>
+              </w:rPr>
+              <w:object w:dxaOrig="1440" w:dyaOrig="1440" w14:anchorId="46380B7C">
+                <v:shape id="_x0000_s2054" type="#_x0000_t75" style="position:absolute;margin-left:21.65pt;margin-top:10.3pt;width:180.75pt;height:329.25pt;z-index:251660288;mso-position-horizontal-relative:text;mso-position-vertical-relative:text">
+                  <v:imagedata r:id="rId10" o:title=""/>
+                  <w10:wrap type="square" side="right"/>
+                </v:shape>
+                <o:OLEObject Type="Embed" ProgID="Visio.Drawing.15" ShapeID="_x0000_s2054" DrawAspect="Content" ObjectID="_1850582987" r:id="rId11"/>
+              </w:object>
+            </w:r>
+          </w:p>
+        </w:tc>
+        <w:tc>
+          <w:tcPr>
+            <w:tcW w:w="5032" w:type="dxa"/>
+          </w:tcPr>
+          <w:p>
+            <w:pPr>
+              <w:ind w:left="360"/>
+              <w:jc w:val="both"/>
+              <w:rPr>
+                <w:rFonts w:ascii="Times New Roman" w:hAnsi="Times New Roman" w:cs="Times New Roman"/>
+                <w:b/>
+                <w:bCs/>
+                <w:sz w:val="28"/>
+                <w:szCs w:val="28"/>
+              </w:rPr>
+            </w:pPr>
+          </w:p>
+          <w:p>
+            <w:pPr>
+              <w:ind w:left="360"/>
+              <w:jc w:val="both"/>
+              <w:rPr>
+                <w:rFonts w:ascii="Times New Roman" w:hAnsi="Times New Roman" w:cs="Times New Roman"/>
+                <w:b/>
+                <w:bCs/>
+                <w:sz w:val="24"/>
+                <w:szCs w:val="24"/>
+                <w:lang w:val="en-US"/>
+              </w:rPr>
+            </w:pPr>
+            <w:r>
+              <w:rPr>
+                <w:rFonts w:ascii="Times New Roman" w:hAnsi="Times New Roman" w:cs="Times New Roman"/>
+                <w:b/>
+                <w:bCs/>
+                <w:sz w:val="28"/>
+                <w:szCs w:val="28"/>
+              </w:rPr>
+              <w:t xml:space="preserve">-    </w:t>
+            </w:r>
+            <w:r>
+              <w:rPr>
+                <w:rFonts w:ascii="Times New Roman" w:hAnsi="Times New Roman" w:cs="Times New Roman"/>
+                <w:sz w:val="24"/>
+                <w:szCs w:val="24"/>
+              </w:rPr>
+              <w:t xml:space="preserve">Объявление функции </w:t>
+            </w:r>
+            <w:r>
+              <w:rPr>
+                <w:rFonts w:ascii="Times New Roman" w:hAnsi="Times New Roman" w:cs="Times New Roman"/>
+                <w:sz w:val="24"/>
+                <w:szCs w:val="24"/>
+                <w:lang w:val="en-US"/>
+              </w:rPr>
+              <w:t>main()</w:t>
+            </w:r>
+          </w:p>
+        </w:tc>
+      </w:tr>
+      <w:tr>
+        <w:trPr>
+          <w:trHeight w:val="1113"/>
+        </w:trPr>
+        <w:tc>
+          <w:tcPr>
+            <w:tcW w:w="5029" w:type="dxa"/>
+            <w:vMerge/>
+          </w:tcPr>
+          <w:p>
+            <w:pPr>
+              <w:rPr>
+                <w:rFonts w:ascii="Times New Roman" w:hAnsi="Times New Roman" w:cs="Times New Roman"/>
+                <w:b/>
+                <w:bCs/>
+                <w:sz w:val="28"/>
+                <w:szCs w:val="28"/>
+              </w:rPr>
+            </w:pPr>
+          </w:p>
+        </w:tc>
+        <w:tc>
+          <w:tcPr>
+            <w:tcW w:w="5032" w:type="dxa"/>
+          </w:tcPr>
+          <w:p>
+            <w:pPr>
+              <w:jc w:val="center"/>
+              <w:rPr>
+                <w:rFonts w:ascii="Times New Roman" w:hAnsi="Times New Roman" w:cs="Times New Roman"/>
+                <w:b/>
+                <w:bCs/>
+                <w:sz w:val="28"/>
+                <w:szCs w:val="28"/>
+                <w:lang w:val="en-US"/>
+              </w:rPr>
+            </w:pPr>
+          </w:p>
+          <w:p>
+            <w:pPr>
+              <w:rPr>
+                <w:rFonts w:ascii="Times New Roman" w:hAnsi="Times New Roman" w:cs="Times New Roman"/>
+                <w:sz w:val="24"/>
+                <w:szCs w:val="24"/>
+              </w:rPr>
+            </w:pPr>
+            <w:r>
+              <w:rPr>
+                <w:rFonts w:ascii="Times New Roman" w:hAnsi="Times New Roman" w:cs="Times New Roman"/>
+                <w:sz w:val="24"/>
+                <w:szCs w:val="24"/>
+              </w:rPr>
+              <w:t xml:space="preserve">      </w:t>
+            </w:r>
+            <w:r>
+              <w:rPr>
+                <w:rFonts w:ascii="Times New Roman" w:hAnsi="Times New Roman" w:cs="Times New Roman"/>
+                <w:sz w:val="24"/>
+                <w:szCs w:val="24"/>
+              </w:rPr>
+              <w:t xml:space="preserve">- Ввод переменных отвечающих за </w:t>
+            </w:r>
+            <w:r>
+              <w:rPr>
+                <w:rFonts w:ascii="Times New Roman" w:hAnsi="Times New Roman" w:cs="Times New Roman"/>
+                <w:sz w:val="24"/>
+                <w:szCs w:val="24"/>
+              </w:rPr>
+              <w:t xml:space="preserve">                </w:t>
+            </w:r>
+            <w:r>
+              <w:rPr>
+                <w:rFonts w:ascii="Times New Roman" w:hAnsi="Times New Roman" w:cs="Times New Roman"/>
+                <w:sz w:val="24"/>
+                <w:szCs w:val="24"/>
+              </w:rPr>
+              <w:t>стороны треугольника.</w:t>
+            </w:r>
+          </w:p>
+        </w:tc>
+      </w:tr>
+      <w:tr>
+        <w:trPr>
+          <w:trHeight w:val="1270"/>
+        </w:trPr>
+        <w:tc>
+          <w:tcPr>
+            <w:tcW w:w="5029" w:type="dxa"/>
+            <w:vMerge/>
+          </w:tcPr>
+          <w:p>
+            <w:pPr>
+              <w:rPr>
+                <w:rFonts w:ascii="Times New Roman" w:hAnsi="Times New Roman" w:cs="Times New Roman"/>
+                <w:b/>
+                <w:bCs/>
+                <w:sz w:val="28"/>
+                <w:szCs w:val="28"/>
+              </w:rPr>
+            </w:pPr>
+          </w:p>
+        </w:tc>
+        <w:tc>
+          <w:tcPr>
+            <w:tcW w:w="5032" w:type="dxa"/>
+          </w:tcPr>
+          <w:p>
+            <w:pPr>
+              <w:jc w:val="center"/>
+              <w:rPr>
+                <w:rFonts w:ascii="Times New Roman" w:hAnsi="Times New Roman" w:cs="Times New Roman"/>
+                <w:b/>
+                <w:bCs/>
+                <w:sz w:val="28"/>
+                <w:szCs w:val="28"/>
+              </w:rPr>
+            </w:pPr>
+          </w:p>
+        </w:tc>
+      </w:tr>
+      <w:tr>
+        <w:trPr>
+          <w:trHeight w:val="1273"/>
+        </w:trPr>
+        <w:tc>
+          <w:tcPr>
+            <w:tcW w:w="5029" w:type="dxa"/>
+            <w:vMerge/>
+          </w:tcPr>
+          <w:p>
+            <w:pPr>
+              <w:rPr>
+                <w:rFonts w:ascii="Times New Roman" w:hAnsi="Times New Roman" w:cs="Times New Roman"/>
+                <w:b/>
+                <w:bCs/>
+                <w:sz w:val="28"/>
+                <w:szCs w:val="28"/>
+              </w:rPr>
+            </w:pPr>
+          </w:p>
+        </w:tc>
+        <w:tc>
+          <w:tcPr>
+            <w:tcW w:w="5032" w:type="dxa"/>
+          </w:tcPr>
+          <w:p>
+            <w:pPr>
+              <w:jc w:val="center"/>
+              <w:rPr>
+                <w:rFonts w:ascii="Times New Roman" w:hAnsi="Times New Roman" w:cs="Times New Roman"/>
+                <w:b/>
+                <w:bCs/>
+                <w:sz w:val="28"/>
+                <w:szCs w:val="28"/>
+              </w:rPr>
+            </w:pPr>
+          </w:p>
+        </w:tc>
+      </w:tr>
+      <w:tr>
+        <w:trPr>
+          <w:trHeight w:val="1122"/>
+        </w:trPr>
+        <w:tc>
+          <w:tcPr>
+            <w:tcW w:w="5029" w:type="dxa"/>
+            <w:vMerge/>
+          </w:tcPr>
+          <w:p>
+            <w:pPr>
+              <w:rPr>
+                <w:rFonts w:ascii="Times New Roman" w:hAnsi="Times New Roman" w:cs="Times New Roman"/>
+                <w:b/>
+                <w:bCs/>
+                <w:sz w:val="28"/>
+                <w:szCs w:val="28"/>
+              </w:rPr>
+            </w:pPr>
+          </w:p>
+        </w:tc>
+        <w:tc>
+          <w:tcPr>
+            <w:tcW w:w="5032" w:type="dxa"/>
+          </w:tcPr>
+          <w:p>
+            <w:pPr>
+              <w:jc w:val="center"/>
+              <w:rPr>
+                <w:rFonts w:ascii="Times New Roman" w:hAnsi="Times New Roman" w:cs="Times New Roman"/>
+                <w:b/>
+                <w:bCs/>
+                <w:sz w:val="28"/>
+                <w:szCs w:val="28"/>
+              </w:rPr>
+            </w:pPr>
+          </w:p>
+        </w:tc>
+      </w:tr>
+      <w:tr>
+        <w:trPr>
+          <w:trHeight w:val="935"/>
+        </w:trPr>
+        <w:tc>
+          <w:tcPr>
+            <w:tcW w:w="5029" w:type="dxa"/>
+            <w:vMerge/>
+          </w:tcPr>
+          <w:p>
+            <w:pPr>
+              <w:rPr>
+                <w:rFonts w:ascii="Times New Roman" w:hAnsi="Times New Roman" w:cs="Times New Roman"/>
+                <w:b/>
+                <w:bCs/>
+                <w:sz w:val="28"/>
+                <w:szCs w:val="28"/>
+              </w:rPr>
+            </w:pPr>
+          </w:p>
+        </w:tc>
+        <w:tc>
+          <w:tcPr>
+            <w:tcW w:w="5032" w:type="dxa"/>
+          </w:tcPr>
+          <w:p>
+            <w:pPr>
+              <w:jc w:val="center"/>
+              <w:rPr>
+                <w:rFonts w:ascii="Times New Roman" w:hAnsi="Times New Roman" w:cs="Times New Roman"/>
+                <w:b/>
+                <w:bCs/>
+                <w:sz w:val="28"/>
+                <w:szCs w:val="28"/>
+              </w:rPr>
+            </w:pPr>
+          </w:p>
+        </w:tc>
+      </w:tr>
+    </w:tbl>
+    <w:p>
+      <w:pPr>
+        <w:rPr>
+          <w:rFonts w:ascii="Times New Roman" w:hAnsi="Times New Roman" w:cs="Times New Roman"/>
+          <w:b/>
+          <w:bCs/>
+          <w:sz w:val="28"/>
+          <w:szCs w:val="28"/>
+        </w:rPr>
+      </w:pPr>
+      <w:r>
+        <w:rPr>
+          <w:rFonts w:ascii="Times New Roman" w:hAnsi="Times New Roman" w:cs="Times New Roman"/>
+          <w:b/>
+          <w:bCs/>
+          <w:sz w:val="28"/>
+          <w:szCs w:val="28"/>
+        </w:rPr>
+        <w:br w:type="textWrapping" w:clear="all"/>
+      </w:r>
+    </w:p>
+    <w:p>
+      <w:pPr>
+        <w:rPr>
+          <w:rFonts w:ascii="Times New Roman" w:hAnsi="Times New Roman" w:cs="Times New Roman"/>
+        </w:rPr>
+      </w:pPr>
+    </w:p>
+    <w:p>
+      <w:pPr>
+        <w:rPr>
+          <w:rFonts w:ascii="Times New Roman" w:hAnsi="Times New Roman" w:cs="Times New Roman"/>
+          <w:b/>
+          <w:bCs/>
+          <w:sz w:val="24"/>
+          <w:szCs w:val="24"/>
+        </w:rPr>
+      </w:pPr>
+      <w:r>
+        <w:rPr>
+          <w:rFonts w:ascii="Times New Roman" w:hAnsi="Times New Roman" w:cs="Times New Roman"/>
+          <w:b/>
+          <w:bCs/>
+          <w:sz w:val="24"/>
+          <w:szCs w:val="24"/>
+        </w:rPr>
+        <w:t>//Демшин</w:t>
+      </w:r>
+    </w:p>
+    <w:p>
+      <w:pPr>
+        <w:rPr>
+          <w:rFonts w:ascii="Times New Roman" w:hAnsi="Times New Roman" w:cs="Times New Roman"/>
+          <w:b/>
+          <w:bCs/>
+          <w:sz w:val="24"/>
+          <w:szCs w:val="24"/>
+        </w:rPr>
+      </w:pPr>
+      <w:r>
+        <w:rPr>
+          <w:rFonts w:ascii="Times New Roman" w:hAnsi="Times New Roman" w:cs="Times New Roman"/>
+          <w:b/>
+          <w:bCs/>
+          <w:sz w:val="24"/>
+          <w:szCs w:val="24"/>
+        </w:rPr>
+        <w:t>//Ввод библиотек и начало функции</w:t>
+      </w:r>
+    </w:p>
+    <w:p>
+      <w:pPr>
+        <w:rPr>
+          <w:rFonts w:ascii="Times New Roman" w:hAnsi="Times New Roman" w:cs="Times New Roman"/>
+          <w:b/>
+          <w:bCs/>
+          <w:sz w:val="24"/>
+          <w:szCs w:val="24"/>
+          <w:lang w:val="en-US"/>
+        </w:rPr>
+      </w:pPr>
+      <w:r>
+        <w:rPr>
+          <w:rFonts w:ascii="Times New Roman" w:hAnsi="Times New Roman" w:cs="Times New Roman"/>
+          <w:b/>
+          <w:bCs/>
+          <w:sz w:val="24"/>
+          <w:szCs w:val="24"/>
+          <w:lang w:val="en-US"/>
+        </w:rPr>
+        <w:t>#include &lt;iostream&gt;</w:t>
+      </w:r>
+    </w:p>
+    <w:p>
+      <w:pPr>
+        <w:rPr>
+          <w:rFonts w:ascii="Times New Roman" w:hAnsi="Times New Roman" w:cs="Times New Roman"/>
+          <w:b/>
+          <w:bCs/>
+          <w:sz w:val="24"/>
+          <w:szCs w:val="24"/>
+          <w:lang w:val="en-US"/>
+        </w:rPr>
+      </w:pPr>
+      <w:r>
+        <w:rPr>
+          <w:rFonts w:ascii="Times New Roman" w:hAnsi="Times New Roman" w:cs="Times New Roman"/>
+          <w:b/>
+          <w:bCs/>
+          <w:sz w:val="24"/>
+          <w:szCs w:val="24"/>
+          <w:lang w:val="en-US"/>
+        </w:rPr>
+        <w:t>#include &lt;cmath&gt;</w:t>
+      </w:r>
+    </w:p>
+    <w:p>
+      <w:pPr>
+        <w:rPr>
+          <w:rFonts w:ascii="Times New Roman" w:hAnsi="Times New Roman" w:cs="Times New Roman"/>
+          <w:b/>
+          <w:bCs/>
+          <w:sz w:val="24"/>
+          <w:szCs w:val="24"/>
+          <w:lang w:val="en-US"/>
+        </w:rPr>
+      </w:pPr>
+      <w:r>
+        <w:rPr>
+          <w:rFonts w:ascii="Times New Roman" w:hAnsi="Times New Roman" w:cs="Times New Roman"/>
+          <w:b/>
+          <w:bCs/>
+          <w:sz w:val="24"/>
+          <w:szCs w:val="24"/>
+          <w:lang w:val="en-US"/>
+        </w:rPr>
+        <w:t>using namespace std;</w:t>
+      </w:r>
+    </w:p>
+    <w:p>
+      <w:pPr>
+        <w:rPr>
+          <w:rFonts w:ascii="Times New Roman" w:hAnsi="Times New Roman" w:cs="Times New Roman"/>
+          <w:b/>
+          <w:bCs/>
+          <w:sz w:val="24"/>
+          <w:szCs w:val="24"/>
+          <w:lang w:val="en-US"/>
+        </w:rPr>
+      </w:pPr>
+      <w:r>
+        <w:rPr>
+          <w:rFonts w:ascii="Times New Roman" w:hAnsi="Times New Roman" w:cs="Times New Roman"/>
+          <w:b/>
+          <w:bCs/>
+          <w:sz w:val="24"/>
+          <w:szCs w:val="24"/>
+          <w:lang w:val="en-US"/>
+        </w:rPr>
+        <w:t>int main(void) {</w:t>
+      </w:r>
+    </w:p>
+    <w:p>
+      <w:pPr>
+        <w:rPr>
+          <w:rFonts w:ascii="Times New Roman" w:hAnsi="Times New Roman" w:cs="Times New Roman"/>
+          <w:b/>
+          <w:bCs/>
+          <w:sz w:val="24"/>
+          <w:szCs w:val="24"/>
+          <w:lang w:val="en-US"/>
+        </w:rPr>
+      </w:pPr>
+    </w:p>
+    <w:p>
+      <w:pPr>
+        <w:rPr>
+          <w:rFonts w:ascii="Times New Roman" w:hAnsi="Times New Roman" w:cs="Times New Roman"/>
+          <w:b/>
+          <w:bCs/>
+          <w:sz w:val="24"/>
+          <w:szCs w:val="24"/>
+          <w:lang w:val="en-US"/>
+        </w:rPr>
+      </w:pPr>
+      <w:r>
+        <w:rPr>
+          <w:rFonts w:ascii="Times New Roman" w:hAnsi="Times New Roman" w:cs="Times New Roman"/>
+          <w:b/>
+          <w:bCs/>
+          <w:sz w:val="24"/>
+          <w:szCs w:val="24"/>
+          <w:lang w:val="en-US"/>
+        </w:rPr>
+        <w:t>    setlocale(LC_ALL, "Russian"); //</w:t>
+      </w:r>
+      <w:r>
+        <w:rPr>
+          <w:rFonts w:ascii="Times New Roman" w:hAnsi="Times New Roman" w:cs="Times New Roman"/>
+          <w:b/>
+          <w:bCs/>
+          <w:sz w:val="24"/>
+          <w:szCs w:val="24"/>
+        </w:rPr>
+        <w:t>Ввод</w:t>
+      </w:r>
+      <w:r>
+        <w:rPr>
+          <w:rFonts w:ascii="Times New Roman" w:hAnsi="Times New Roman" w:cs="Times New Roman"/>
+          <w:b/>
+          <w:bCs/>
+          <w:sz w:val="24"/>
+          <w:szCs w:val="24"/>
+          <w:lang w:val="en-US"/>
+        </w:rPr>
+        <w:t xml:space="preserve"> </w:t>
+      </w:r>
+      <w:r>
+        <w:rPr>
+          <w:rFonts w:ascii="Times New Roman" w:hAnsi="Times New Roman" w:cs="Times New Roman"/>
+          <w:b/>
+          <w:bCs/>
+          <w:sz w:val="24"/>
+          <w:szCs w:val="24"/>
+        </w:rPr>
+        <w:t>кирилицы</w:t>
+      </w:r>
+    </w:p>
+    <w:p>
+      <w:pPr>
+        <w:rPr>
+          <w:rFonts w:ascii="Times New Roman" w:hAnsi="Times New Roman" w:cs="Times New Roman"/>
+          <w:b/>
+          <w:bCs/>
+          <w:sz w:val="24"/>
+          <w:szCs w:val="24"/>
+          <w:lang w:val="en-US"/>
+        </w:rPr>
+      </w:pPr>
+    </w:p>
+    <w:p>
+      <w:pPr>
+        <w:rPr>
+          <w:rFonts w:ascii="Times New Roman" w:hAnsi="Times New Roman" w:cs="Times New Roman"/>
+          <w:b/>
+          <w:bCs/>
+          <w:sz w:val="24"/>
+          <w:szCs w:val="24"/>
+        </w:rPr>
+      </w:pPr>
+      <w:r>
+        <w:rPr>
+          <w:rFonts w:ascii="Times New Roman" w:hAnsi="Times New Roman" w:cs="Times New Roman"/>
+          <w:b/>
+          <w:bCs/>
+          <w:sz w:val="24"/>
+          <w:szCs w:val="24"/>
+        </w:rPr>
+        <w:t>//Инициализация переменных</w:t>
+      </w:r>
+    </w:p>
+    <w:p>
+      <w:pPr>
+        <w:rPr>
+          <w:rFonts w:ascii="Times New Roman" w:hAnsi="Times New Roman" w:cs="Times New Roman"/>
+          <w:b/>
+          <w:bCs/>
+          <w:sz w:val="24"/>
+          <w:szCs w:val="24"/>
+        </w:rPr>
+      </w:pPr>
+      <w:r>
+        <w:rPr>
+          <w:rFonts w:ascii="Times New Roman" w:hAnsi="Times New Roman" w:cs="Times New Roman"/>
+          <w:b/>
+          <w:bCs/>
+          <w:sz w:val="24"/>
+          <w:szCs w:val="24"/>
+        </w:rPr>
+        <w:t>int a = 3;</w:t>
+      </w:r>
+    </w:p>
+    <w:p>
+      <w:pPr>
+        <w:rPr>
+          <w:rFonts w:ascii="Times New Roman" w:hAnsi="Times New Roman" w:cs="Times New Roman"/>
+          <w:b/>
+          <w:bCs/>
+          <w:sz w:val="24"/>
+          <w:szCs w:val="24"/>
+        </w:rPr>
+      </w:pPr>
+      <w:r>
+        <w:rPr>
+          <w:rFonts w:ascii="Times New Roman" w:hAnsi="Times New Roman" w:cs="Times New Roman"/>
+          <w:b/>
+          <w:bCs/>
+          <w:sz w:val="24"/>
+          <w:szCs w:val="24"/>
+        </w:rPr>
+        <w:t>int b = 4;</w:t>
+      </w:r>
+    </w:p>
+    <w:p>
+      <w:pPr>
+        <w:rPr>
+          <w:rFonts w:ascii="Times New Roman" w:hAnsi="Times New Roman" w:cs="Times New Roman"/>
+          <w:b/>
+          <w:bCs/>
+          <w:sz w:val="24"/>
+          <w:szCs w:val="24"/>
+          <w:lang w:val="en-US"/>
+        </w:rPr>
+      </w:pPr>
+      <w:r>
+        <w:rPr>
+          <w:rFonts w:ascii="Times New Roman" w:hAnsi="Times New Roman" w:cs="Times New Roman"/>
+          <w:b/>
+          <w:bCs/>
+          <w:sz w:val="24"/>
+          <w:szCs w:val="24"/>
+          <w:lang w:val="en-US"/>
+        </w:rPr>
+        <w:t>int c = 5;</w:t>
+      </w:r>
+    </w:p>
+    <w:p>
+      <w:pPr>
+        <w:rPr>
+          <w:rFonts w:ascii="Times New Roman" w:hAnsi="Times New Roman" w:cs="Times New Roman"/>
+          <w:b/>
+          <w:bCs/>
+          <w:sz w:val="24"/>
+          <w:szCs w:val="24"/>
+          <w:lang w:val="en-US"/>
+        </w:rPr>
+      </w:pPr>
+      <w:r>
+        <w:rPr>
+          <w:rFonts w:ascii="Times New Roman" w:hAnsi="Times New Roman" w:cs="Times New Roman"/>
+          <w:b/>
+          <w:bCs/>
+          <w:sz w:val="24"/>
+          <w:szCs w:val="24"/>
+          <w:lang w:val="en-US"/>
+        </w:rPr>
+        <w:lastRenderedPageBreak/>
         <w:t>//</w:t>
       </w:r>
       <w:r>
         <w:rPr>
           <w:rFonts w:ascii="Times New Roman" w:hAnsi="Times New Roman" w:cs="Times New Roman"/>
-        </w:rPr>
-        <w:t>Демшин</w:t>
-      </w:r>
-    </w:p>
-    <w:p>
-      <w:pPr>
-        <w:rPr>
-          <w:rFonts w:ascii="Times New Roman" w:hAnsi="Times New Roman" w:cs="Times New Roman"/>
-          <w:lang w:val="en-US"/>
-        </w:rPr>
-      </w:pPr>
-      <w:r>
-        <w:rPr>
-          <w:rFonts w:ascii="Times New Roman" w:hAnsi="Times New Roman" w:cs="Times New Roman"/>
-          <w:lang w:val="en-US"/>
-        </w:rPr>
-        <w:t>#include &lt;iostream&gt;</w:t>
-      </w:r>
-    </w:p>
-    <w:p>
-      <w:pPr>
-        <w:rPr>
-          <w:rFonts w:ascii="Times New Roman" w:hAnsi="Times New Roman" w:cs="Times New Roman"/>
-          <w:lang w:val="en-US"/>
-        </w:rPr>
-      </w:pPr>
-      <w:r>
-        <w:rPr>
-          <w:rFonts w:ascii="Times New Roman" w:hAnsi="Times New Roman" w:cs="Times New Roman"/>
-          <w:lang w:val="en-US"/>
-        </w:rPr>
-        <w:t>#include &lt;cmath&gt;</w:t>
-      </w:r>
-    </w:p>
-    <w:p>
-      <w:pPr>
-        <w:rPr>
-          <w:rFonts w:ascii="Times New Roman" w:hAnsi="Times New Roman" w:cs="Times New Roman"/>
-          <w:lang w:val="en-US"/>
-        </w:rPr>
-      </w:pPr>
-      <w:r>
-        <w:rPr>
-          <w:rFonts w:ascii="Times New Roman" w:hAnsi="Times New Roman" w:cs="Times New Roman"/>
-          <w:lang w:val="en-US"/>
-        </w:rPr>
-        <w:t>using namespace std;</w:t>
-      </w:r>
-    </w:p>
-    <w:p>
-      <w:pPr>
-        <w:rPr>
-          <w:rFonts w:ascii="Times New Roman" w:hAnsi="Times New Roman" w:cs="Times New Roman"/>
-          <w:lang w:val="en-US"/>
-        </w:rPr>
-      </w:pPr>
-      <w:r>
-        <w:rPr>
-          <w:rFonts w:ascii="Times New Roman" w:hAnsi="Times New Roman" w:cs="Times New Roman"/>
-          <w:lang w:val="en-US"/>
-        </w:rPr>
-        <w:t>int main(void) {</w:t>
-      </w:r>
-    </w:p>
-    <w:p>
-      <w:pPr>
-        <w:rPr>
-          <w:rFonts w:ascii="Times New Roman" w:hAnsi="Times New Roman" w:cs="Times New Roman"/>
-          <w:lang w:val="en-US"/>
-        </w:rPr>
-      </w:pPr>
-    </w:p>
-    <w:p>
-      <w:pPr>
-        <w:rPr>
-          <w:rFonts w:ascii="Times New Roman" w:hAnsi="Times New Roman" w:cs="Times New Roman"/>
-          <w:lang w:val="en-US"/>
-        </w:rPr>
-      </w:pPr>
-      <w:r>
-        <w:rPr>
-          <w:rFonts w:ascii="Times New Roman" w:hAnsi="Times New Roman" w:cs="Times New Roman"/>
+          <w:b/>
+          <w:bCs/>
+          <w:sz w:val="24"/>
+          <w:szCs w:val="24"/>
+        </w:rPr>
+        <w:t>Вычисления</w:t>
+      </w:r>
+    </w:p>
+    <w:p>
+      <w:pPr>
+        <w:rPr>
+          <w:rFonts w:ascii="Times New Roman" w:hAnsi="Times New Roman" w:cs="Times New Roman"/>
+          <w:b/>
+          <w:bCs/>
+          <w:sz w:val="24"/>
+          <w:szCs w:val="24"/>
+          <w:lang w:val="en-US"/>
+        </w:rPr>
+      </w:pPr>
+      <w:r>
+        <w:rPr>
+          <w:rFonts w:ascii="Times New Roman" w:hAnsi="Times New Roman" w:cs="Times New Roman"/>
+          <w:b/>
+          <w:bCs/>
+          <w:sz w:val="24"/>
+          <w:szCs w:val="24"/>
+          <w:lang w:val="en-US"/>
+        </w:rPr>
+        <w:t>int per = a + b + c;</w:t>
+      </w:r>
+    </w:p>
+    <w:p>
+      <w:pPr>
+        <w:rPr>
+          <w:rFonts w:ascii="Times New Roman" w:hAnsi="Times New Roman" w:cs="Times New Roman"/>
+          <w:b/>
+          <w:bCs/>
+          <w:sz w:val="24"/>
+          <w:szCs w:val="24"/>
+          <w:lang w:val="en-US"/>
+        </w:rPr>
+      </w:pPr>
+      <w:r>
+        <w:rPr>
+          <w:rFonts w:ascii="Times New Roman" w:hAnsi="Times New Roman" w:cs="Times New Roman"/>
+          <w:b/>
+          <w:bCs/>
+          <w:sz w:val="24"/>
+          <w:szCs w:val="24"/>
+          <w:lang w:val="en-US"/>
+        </w:rPr>
+        <w:t>int pper = per / 2;</w:t>
+      </w:r>
+    </w:p>
+    <w:p>
+      <w:pPr>
+        <w:rPr>
+          <w:rFonts w:ascii="Times New Roman" w:hAnsi="Times New Roman" w:cs="Times New Roman"/>
+          <w:b/>
+          <w:bCs/>
+          <w:sz w:val="24"/>
+          <w:szCs w:val="24"/>
+          <w:lang w:val="en-US"/>
+        </w:rPr>
+      </w:pPr>
+    </w:p>
+    <w:p>
+      <w:pPr>
+        <w:rPr>
+          <w:rFonts w:ascii="Times New Roman" w:hAnsi="Times New Roman" w:cs="Times New Roman"/>
+          <w:b/>
+          <w:bCs/>
+          <w:sz w:val="24"/>
+          <w:szCs w:val="24"/>
+          <w:lang w:val="en-US"/>
+        </w:rPr>
+      </w:pPr>
+      <w:r>
+        <w:rPr>
+          <w:rFonts w:ascii="Times New Roman" w:hAnsi="Times New Roman" w:cs="Times New Roman"/>
+          <w:b/>
+          <w:bCs/>
+          <w:sz w:val="24"/>
+          <w:szCs w:val="24"/>
+          <w:lang w:val="en-US"/>
+        </w:rPr>
+        <w:t>int podroot = pper * (pper - a) * (pper - b) * (pper - c); //</w:t>
+      </w:r>
+      <w:r>
+        <w:rPr>
+          <w:rFonts w:ascii="Times New Roman" w:hAnsi="Times New Roman" w:cs="Times New Roman"/>
+          <w:b/>
+          <w:bCs/>
+          <w:sz w:val="24"/>
+          <w:szCs w:val="24"/>
+        </w:rPr>
+        <w:t>Вычисление</w:t>
+      </w:r>
+      <w:r>
+        <w:rPr>
+          <w:rFonts w:ascii="Times New Roman" w:hAnsi="Times New Roman" w:cs="Times New Roman"/>
+          <w:b/>
+          <w:bCs/>
+          <w:sz w:val="24"/>
+          <w:szCs w:val="24"/>
+          <w:lang w:val="en-US"/>
+        </w:rPr>
+        <w:t xml:space="preserve"> </w:t>
+      </w:r>
+      <w:r>
+        <w:rPr>
+          <w:rFonts w:ascii="Times New Roman" w:hAnsi="Times New Roman" w:cs="Times New Roman"/>
+          <w:b/>
+          <w:bCs/>
+          <w:sz w:val="24"/>
+          <w:szCs w:val="24"/>
+        </w:rPr>
+        <w:t>формулы</w:t>
+      </w:r>
+      <w:r>
+        <w:rPr>
+          <w:rFonts w:ascii="Times New Roman" w:hAnsi="Times New Roman" w:cs="Times New Roman"/>
+          <w:b/>
+          <w:bCs/>
+          <w:sz w:val="24"/>
+          <w:szCs w:val="24"/>
+          <w:lang w:val="en-US"/>
+        </w:rPr>
+        <w:t xml:space="preserve"> </w:t>
+      </w:r>
+      <w:r>
+        <w:rPr>
+          <w:rFonts w:ascii="Times New Roman" w:hAnsi="Times New Roman" w:cs="Times New Roman"/>
+          <w:b/>
+          <w:bCs/>
+          <w:sz w:val="24"/>
+          <w:szCs w:val="24"/>
+        </w:rPr>
+        <w:t>для</w:t>
+      </w:r>
+      <w:r>
+        <w:rPr>
+          <w:rFonts w:ascii="Times New Roman" w:hAnsi="Times New Roman" w:cs="Times New Roman"/>
+          <w:b/>
+          <w:bCs/>
+          <w:sz w:val="24"/>
+          <w:szCs w:val="24"/>
+          <w:lang w:val="en-US"/>
+        </w:rPr>
+        <w:t xml:space="preserve"> </w:t>
+      </w:r>
+      <w:r>
+        <w:rPr>
+          <w:rFonts w:ascii="Times New Roman" w:hAnsi="Times New Roman" w:cs="Times New Roman"/>
+          <w:b/>
+          <w:bCs/>
+          <w:sz w:val="24"/>
+          <w:szCs w:val="24"/>
+        </w:rPr>
+        <w:t>подсчёта</w:t>
+      </w:r>
+      <w:r>
+        <w:rPr>
+          <w:rFonts w:ascii="Times New Roman" w:hAnsi="Times New Roman" w:cs="Times New Roman"/>
+          <w:b/>
+          <w:bCs/>
+          <w:sz w:val="24"/>
+          <w:szCs w:val="24"/>
+          <w:lang w:val="en-US"/>
+        </w:rPr>
+        <w:t xml:space="preserve"> </w:t>
+      </w:r>
+      <w:r>
+        <w:rPr>
+          <w:rFonts w:ascii="Times New Roman" w:hAnsi="Times New Roman" w:cs="Times New Roman"/>
+          <w:b/>
+          <w:bCs/>
+          <w:sz w:val="24"/>
+          <w:szCs w:val="24"/>
+        </w:rPr>
+        <w:t>площади</w:t>
+      </w:r>
+    </w:p>
+    <w:p>
+      <w:pPr>
+        <w:rPr>
+          <w:rFonts w:ascii="Times New Roman" w:hAnsi="Times New Roman" w:cs="Times New Roman"/>
+          <w:b/>
+          <w:bCs/>
+          <w:sz w:val="24"/>
+          <w:szCs w:val="24"/>
+          <w:lang w:val="en-US"/>
+        </w:rPr>
+      </w:pPr>
+    </w:p>
+    <w:p>
+      <w:pPr>
+        <w:rPr>
+          <w:rFonts w:ascii="Times New Roman" w:hAnsi="Times New Roman" w:cs="Times New Roman"/>
+          <w:b/>
+          <w:bCs/>
+          <w:sz w:val="24"/>
+          <w:szCs w:val="24"/>
+        </w:rPr>
+      </w:pPr>
+      <w:r>
+        <w:rPr>
+          <w:rFonts w:ascii="Times New Roman" w:hAnsi="Times New Roman" w:cs="Times New Roman"/>
+          <w:b/>
+          <w:bCs/>
+          <w:sz w:val="24"/>
+          <w:szCs w:val="24"/>
+        </w:rPr>
+        <w:t>int plo = sqrt(podroot); //Инициалиализация пременной отвечающей за площадь</w:t>
+      </w:r>
+    </w:p>
+    <w:p>
+      <w:pPr>
+        <w:rPr>
+          <w:rFonts w:ascii="Times New Roman" w:hAnsi="Times New Roman" w:cs="Times New Roman"/>
+          <w:b/>
+          <w:bCs/>
+          <w:sz w:val="24"/>
+          <w:szCs w:val="24"/>
+        </w:rPr>
+      </w:pPr>
+    </w:p>
+    <w:p>
+      <w:pPr>
+        <w:rPr>
+          <w:rFonts w:ascii="Times New Roman" w:hAnsi="Times New Roman" w:cs="Times New Roman"/>
+          <w:b/>
+          <w:bCs/>
+          <w:sz w:val="24"/>
+          <w:szCs w:val="24"/>
+        </w:rPr>
+      </w:pPr>
+      <w:r>
+        <w:rPr>
+          <w:rFonts w:ascii="Times New Roman" w:hAnsi="Times New Roman" w:cs="Times New Roman"/>
+          <w:b/>
+          <w:bCs/>
+          <w:sz w:val="24"/>
+          <w:szCs w:val="24"/>
+        </w:rPr>
+        <w:t>//Вывод данных о площади и периметре</w:t>
+      </w:r>
+    </w:p>
+    <w:p>
+      <w:pPr>
+        <w:rPr>
+          <w:rFonts w:ascii="Times New Roman" w:hAnsi="Times New Roman" w:cs="Times New Roman"/>
+          <w:b/>
+          <w:bCs/>
+          <w:sz w:val="24"/>
+          <w:szCs w:val="24"/>
+          <w:lang w:val="en-US"/>
+        </w:rPr>
+      </w:pPr>
+      <w:r>
+        <w:rPr>
+          <w:rFonts w:ascii="Times New Roman" w:hAnsi="Times New Roman" w:cs="Times New Roman"/>
+          <w:b/>
+          <w:bCs/>
+          <w:sz w:val="24"/>
+          <w:szCs w:val="24"/>
+          <w:lang w:val="en-US"/>
+        </w:rPr>
+        <w:t>cout &lt;&lt; "</w:t>
+      </w:r>
+      <w:r>
+        <w:rPr>
+          <w:rFonts w:ascii="Times New Roman" w:hAnsi="Times New Roman" w:cs="Times New Roman"/>
+          <w:b/>
+          <w:bCs/>
+          <w:sz w:val="24"/>
+          <w:szCs w:val="24"/>
+        </w:rPr>
+        <w:t>Периметр</w:t>
+      </w:r>
+      <w:r>
+        <w:rPr>
+          <w:rFonts w:ascii="Times New Roman" w:hAnsi="Times New Roman" w:cs="Times New Roman"/>
+          <w:b/>
+          <w:bCs/>
+          <w:sz w:val="24"/>
+          <w:szCs w:val="24"/>
+          <w:lang w:val="en-US"/>
+        </w:rPr>
+        <w:t>" &lt;&lt; "-" &lt;&lt; per &lt;&lt; endl;</w:t>
+      </w:r>
+    </w:p>
+    <w:p>
+      <w:pPr>
+        <w:rPr>
+          <w:rFonts w:ascii="Times New Roman" w:hAnsi="Times New Roman" w:cs="Times New Roman"/>
+          <w:b/>
+          <w:bCs/>
+          <w:sz w:val="24"/>
+          <w:szCs w:val="24"/>
+          <w:lang w:val="en-US"/>
+        </w:rPr>
+      </w:pPr>
+      <w:r>
+        <w:rPr>
+          <w:rFonts w:ascii="Times New Roman" w:hAnsi="Times New Roman" w:cs="Times New Roman"/>
+          <w:b/>
+          <w:bCs/>
+          <w:sz w:val="24"/>
+          <w:szCs w:val="24"/>
+          <w:lang w:val="en-US"/>
+        </w:rPr>
+        <w:t>cout &lt;&lt; "</w:t>
+      </w:r>
+      <w:r>
+        <w:rPr>
+          <w:rFonts w:ascii="Times New Roman" w:hAnsi="Times New Roman" w:cs="Times New Roman"/>
+          <w:b/>
+          <w:bCs/>
+          <w:sz w:val="24"/>
+          <w:szCs w:val="24"/>
+        </w:rPr>
+        <w:t>Площадь</w:t>
+      </w:r>
+      <w:r>
+        <w:rPr>
+          <w:rFonts w:ascii="Times New Roman" w:hAnsi="Times New Roman" w:cs="Times New Roman"/>
+          <w:b/>
+          <w:bCs/>
+          <w:sz w:val="24"/>
+          <w:szCs w:val="24"/>
+          <w:lang w:val="en-US"/>
+        </w:rPr>
+        <w:t>"  &lt;&lt; "-" &lt;&lt; plo &lt;&lt; endl;</w:t>
+      </w:r>
+    </w:p>
+    <w:p>
+      <w:pPr>
+        <w:rPr>
+          <w:rFonts w:ascii="Times New Roman" w:hAnsi="Times New Roman" w:cs="Times New Roman"/>
+          <w:b/>
+          <w:bCs/>
+          <w:sz w:val="24"/>
+          <w:szCs w:val="24"/>
+          <w:lang w:val="en-US"/>
+        </w:rPr>
+      </w:pPr>
+      <w:r>
+        <w:rPr>
+          <w:rFonts w:ascii="Times New Roman" w:hAnsi="Times New Roman" w:cs="Times New Roman"/>
+          <w:b/>
+          <w:bCs/>
+          <w:sz w:val="24"/>
+          <w:szCs w:val="24"/>
+          <w:lang w:val="en-US"/>
+        </w:rPr>
+        <w:t>     </w:t>
+      </w:r>
+    </w:p>
+    <w:p>
+      <w:pPr>
+        <w:rPr>
+          <w:rFonts w:ascii="Times New Roman" w:hAnsi="Times New Roman" w:cs="Times New Roman"/>
+          <w:b/>
+          <w:bCs/>
+          <w:sz w:val="24"/>
+          <w:szCs w:val="24"/>
+        </w:rPr>
+      </w:pPr>
+      <w:r>
+        <w:rPr>
+          <w:rFonts w:ascii="Times New Roman" w:hAnsi="Times New Roman" w:cs="Times New Roman"/>
+          <w:b/>
+          <w:bCs/>
+          <w:sz w:val="24"/>
+          <w:szCs w:val="24"/>
           <w:lang w:val="en-US"/>
         </w:rPr>
         <w:t xml:space="preserve">    </w:t>
       </w:r>
-      <w:proofErr w:type="gramStart"/>
-      <w:r>
-        <w:rPr>
-          <w:rFonts w:ascii="Times New Roman" w:hAnsi="Times New Roman" w:cs="Times New Roman"/>
-          <w:lang w:val="en-US"/>
-        </w:rPr>
-        <w:t>setlocale(</w:t>
-      </w:r>
-      <w:proofErr w:type="gramEnd"/>
-      <w:r>
-        <w:rPr>
-          <w:rFonts w:ascii="Times New Roman" w:hAnsi="Times New Roman" w:cs="Times New Roman"/>
-          <w:lang w:val="en-US"/>
-        </w:rPr>
-        <w:t>LC_ALL, "Russian");</w:t>
-      </w:r>
-    </w:p>
-    <w:p>
-      <w:pPr>
-        <w:rPr>
-          <w:rFonts w:ascii="Times New Roman" w:hAnsi="Times New Roman" w:cs="Times New Roman"/>
-          <w:lang w:val="en-US"/>
-        </w:rPr>
-      </w:pPr>
-    </w:p>
-    <w:p>
-      <w:pPr>
-        <w:rPr>
-          <w:rFonts w:ascii="Times New Roman" w:hAnsi="Times New Roman" w:cs="Times New Roman"/>
-          <w:lang w:val="en-US"/>
-        </w:rPr>
-      </w:pPr>
-      <w:r>
-        <w:rPr>
-          <w:rFonts w:ascii="Times New Roman" w:hAnsi="Times New Roman" w:cs="Times New Roman"/>
-          <w:lang w:val="en-US"/>
-        </w:rPr>
-        <w:t>int a = 3;</w:t>
-      </w:r>
-    </w:p>
-    <w:p>
-      <w:pPr>
-        <w:rPr>
-          <w:rFonts w:ascii="Times New Roman" w:hAnsi="Times New Roman" w:cs="Times New Roman"/>
-          <w:lang w:val="en-US"/>
-        </w:rPr>
-      </w:pPr>
-      <w:r>
-        <w:rPr>
-          <w:rFonts w:ascii="Times New Roman" w:hAnsi="Times New Roman" w:cs="Times New Roman"/>
-          <w:lang w:val="en-US"/>
-        </w:rPr>
-        <w:t>int b = 4;</w:t>
-      </w:r>
-    </w:p>
-    <w:p>
-      <w:pPr>
-        <w:rPr>
-          <w:rFonts w:ascii="Times New Roman" w:hAnsi="Times New Roman" w:cs="Times New Roman"/>
-          <w:lang w:val="en-US"/>
-        </w:rPr>
-      </w:pPr>
-      <w:r>
-        <w:rPr>
-          <w:rFonts w:ascii="Times New Roman" w:hAnsi="Times New Roman" w:cs="Times New Roman"/>
-          <w:lang w:val="en-US"/>
-        </w:rPr>
-        <w:t>int c = 5;</w:t>
-      </w:r>
-    </w:p>
-    <w:p>
-      <w:pPr>
-        <w:rPr>
-          <w:rFonts w:ascii="Times New Roman" w:hAnsi="Times New Roman" w:cs="Times New Roman"/>
-          <w:lang w:val="en-US"/>
-        </w:rPr>
-      </w:pPr>
-    </w:p>
-    <w:p>
-      <w:pPr>
-        <w:rPr>
-          <w:rFonts w:ascii="Times New Roman" w:hAnsi="Times New Roman" w:cs="Times New Roman"/>
-          <w:lang w:val="en-US"/>
-        </w:rPr>
-      </w:pPr>
-      <w:r>
-        <w:rPr>
-          <w:rFonts w:ascii="Times New Roman" w:hAnsi="Times New Roman" w:cs="Times New Roman"/>
-          <w:lang w:val="en-US"/>
-        </w:rPr>
-        <w:t>int per = a + b + c;</w:t>
-      </w:r>
-    </w:p>
-    <w:p>
-      <w:pPr>
-        <w:rPr>
-          <w:rFonts w:ascii="Times New Roman" w:hAnsi="Times New Roman" w:cs="Times New Roman"/>
-          <w:lang w:val="en-US"/>
-        </w:rPr>
-      </w:pPr>
-      <w:r>
-        <w:rPr>
-          <w:rFonts w:ascii="Times New Roman" w:hAnsi="Times New Roman" w:cs="Times New Roman"/>
-          <w:lang w:val="en-US"/>
-        </w:rPr>
-        <w:t>int pper = per / 2;</w:t>
-      </w:r>
-    </w:p>
-    <w:p>
-      <w:pPr>
-        <w:rPr>
-          <w:rFonts w:ascii="Times New Roman" w:hAnsi="Times New Roman" w:cs="Times New Roman"/>
-          <w:lang w:val="en-US"/>
-        </w:rPr>
-      </w:pPr>
-    </w:p>
-    <w:p>
-      <w:pPr>
-        <w:rPr>
-          <w:rFonts w:ascii="Times New Roman" w:hAnsi="Times New Roman" w:cs="Times New Roman"/>
-          <w:lang w:val="en-US"/>
-        </w:rPr>
-      </w:pPr>
-      <w:r>
-        <w:rPr>
-          <w:rFonts w:ascii="Times New Roman" w:hAnsi="Times New Roman" w:cs="Times New Roman"/>
-          <w:lang w:val="en-US"/>
-        </w:rPr>
-        <w:t>int podroot = pper * (pper - a) * (pper - b) * (pper - c);</w:t>
-      </w:r>
-    </w:p>
-    <w:p>
-      <w:pPr>
-        <w:rPr>
-          <w:rFonts w:ascii="Times New Roman" w:hAnsi="Times New Roman" w:cs="Times New Roman"/>
-          <w:lang w:val="en-US"/>
-        </w:rPr>
-      </w:pPr>
-    </w:p>
-    <w:p>
-      <w:pPr>
-        <w:rPr>
-          <w:rFonts w:ascii="Times New Roman" w:hAnsi="Times New Roman" w:cs="Times New Roman"/>
-          <w:lang w:val="en-US"/>
-        </w:rPr>
-      </w:pPr>
-      <w:r>
-        <w:rPr>
-          <w:rFonts w:ascii="Times New Roman" w:hAnsi="Times New Roman" w:cs="Times New Roman"/>
-          <w:lang w:val="en-US"/>
-        </w:rPr>
-        <w:t>int plo = sqrt(podroot);</w:t>
-      </w:r>
-    </w:p>
-    <w:p>
-      <w:pPr>
-        <w:rPr>
-          <w:rFonts w:ascii="Times New Roman" w:hAnsi="Times New Roman" w:cs="Times New Roman"/>
-          <w:lang w:val="en-US"/>
-        </w:rPr>
-      </w:pPr>
-    </w:p>
-    <w:p>
-      <w:pPr>
-        <w:rPr>
-          <w:rFonts w:ascii="Times New Roman" w:hAnsi="Times New Roman" w:cs="Times New Roman"/>
-          <w:lang w:val="en-US"/>
-        </w:rPr>
-      </w:pPr>
-      <w:r>
-        <w:rPr>
-          <w:rFonts w:ascii="Times New Roman" w:hAnsi="Times New Roman" w:cs="Times New Roman"/>
-          <w:lang w:val="en-US"/>
-        </w:rPr>
-        <w:t>cout &lt;&lt; "</w:t>
-      </w:r>
-      <w:r>
-        <w:rPr>
-          <w:rFonts w:ascii="Times New Roman" w:hAnsi="Times New Roman" w:cs="Times New Roman"/>
-        </w:rPr>
-        <w:t>Периметр</w:t>
-      </w:r>
-      <w:r>
-        <w:rPr>
-          <w:rFonts w:ascii="Times New Roman" w:hAnsi="Times New Roman" w:cs="Times New Roman"/>
-          <w:lang w:val="en-US"/>
-        </w:rPr>
-        <w:t>" &lt;&lt; "-" &lt;&lt; per &lt;&lt; endl;</w:t>
-      </w:r>
-    </w:p>
-    <w:p>
-      <w:pPr>
-        <w:rPr>
-          <w:rFonts w:ascii="Times New Roman" w:hAnsi="Times New Roman" w:cs="Times New Roman"/>
-          <w:lang w:val="en-US"/>
-        </w:rPr>
-      </w:pPr>
-      <w:r>
-        <w:rPr>
-          <w:rFonts w:ascii="Times New Roman" w:hAnsi="Times New Roman" w:cs="Times New Roman"/>
-          <w:lang w:val="en-US"/>
-        </w:rPr>
-        <w:t>cout &lt;&lt; "</w:t>
-      </w:r>
-      <w:r>
-        <w:rPr>
-          <w:rFonts w:ascii="Times New Roman" w:hAnsi="Times New Roman" w:cs="Times New Roman"/>
-        </w:rPr>
-        <w:t>Площадь</w:t>
-      </w:r>
-      <w:proofErr w:type="gramStart"/>
-      <w:r>
-        <w:rPr>
-          <w:rFonts w:ascii="Times New Roman" w:hAnsi="Times New Roman" w:cs="Times New Roman"/>
-          <w:lang w:val="en-US"/>
-        </w:rPr>
-        <w:t>"  &lt;</w:t>
-      </w:r>
-      <w:proofErr w:type="gramEnd"/>
-      <w:r>
-        <w:rPr>
-          <w:rFonts w:ascii="Times New Roman" w:hAnsi="Times New Roman" w:cs="Times New Roman"/>
-          <w:lang w:val="en-US"/>
-        </w:rPr>
-        <w:t>&lt; "-" &lt;&lt;plo &lt;&lt; endl;</w:t>
-      </w:r>
-    </w:p>
-    <w:p>
-      <w:pPr>
-        <w:rPr>
-          <w:rFonts w:ascii="Times New Roman" w:hAnsi="Times New Roman" w:cs="Times New Roman"/>
-          <w:lang w:val="en-US"/>
-        </w:rPr>
-      </w:pPr>
-      <w:r>
-        <w:rPr>
-          <w:rFonts w:ascii="Times New Roman" w:hAnsi="Times New Roman" w:cs="Times New Roman"/>
-          <w:lang w:val="en-US"/>
-        </w:rPr>
-        <w:t>     </w:t>
-      </w:r>
-    </w:p>
-    <w:p>
-      <w:pPr>
-        <w:rPr>
-          <w:rFonts w:ascii="Times New Roman" w:hAnsi="Times New Roman" w:cs="Times New Roman"/>
-          <w:lang w:val="en-US"/>
-        </w:rPr>
-      </w:pPr>
-      <w:r>
-        <w:rPr>
-          <w:rFonts w:ascii="Times New Roman" w:hAnsi="Times New Roman" w:cs="Times New Roman"/>
-          <w:lang w:val="en-US"/>
-        </w:rPr>
-        <w:t>    return 0;</w:t>
-      </w:r>
-    </w:p>
-    <w:p>
-      <w:pPr>
-        <w:rPr>
-          <w:rFonts w:ascii="Times New Roman" w:hAnsi="Times New Roman" w:cs="Times New Roman"/>
-        </w:rPr>
-      </w:pPr>
-      <w:r>
-        <w:rPr>
-          <w:rFonts w:ascii="Times New Roman" w:hAnsi="Times New Roman" w:cs="Times New Roman"/>
+      <w:r>
+        <w:rPr>
+          <w:rFonts w:ascii="Times New Roman" w:hAnsi="Times New Roman" w:cs="Times New Roman"/>
+          <w:b/>
+          <w:bCs/>
+          <w:sz w:val="24"/>
+          <w:szCs w:val="24"/>
+        </w:rPr>
+        <w:t>return 0;</w:t>
+      </w:r>
+    </w:p>
+    <w:p>
+      <w:pPr>
+        <w:rPr>
+          <w:rFonts w:ascii="Times New Roman" w:hAnsi="Times New Roman" w:cs="Times New Roman"/>
+          <w:b/>
+          <w:bCs/>
+          <w:sz w:val="24"/>
+          <w:szCs w:val="24"/>
+          <w:lang w:val="en-US"/>
+        </w:rPr>
+      </w:pPr>
+      <w:r>
+        <w:rPr>
+          <w:rFonts w:ascii="Times New Roman" w:hAnsi="Times New Roman" w:cs="Times New Roman"/>
+          <w:b/>
+          <w:bCs/>
+          <w:sz w:val="24"/>
+          <w:szCs w:val="24"/>
+          <w:lang w:val="en-US"/>
         </w:rPr>
         <w:t>}</w:t>
       </w:r>
@@ -1173,31 +2664,17 @@
           <w:rFonts w:ascii="Times New Roman" w:hAnsi="Times New Roman" w:cs="Times New Roman"/>
         </w:rPr>
       </w:pPr>
-    </w:p>
-    <w:p>
-      <w:pPr>
-        <w:rPr>
-          <w:rFonts w:ascii="Times New Roman" w:hAnsi="Times New Roman" w:cs="Times New Roman"/>
-        </w:rPr>
-      </w:pPr>
-    </w:p>
-    <w:p>
-      <w:pPr>
-        <w:rPr>
-          <w:rFonts w:ascii="Times New Roman" w:hAnsi="Times New Roman" w:cs="Times New Roman"/>
-          <w:lang w:val="en-US"/>
-        </w:rPr>
-      </w:pPr>
       <w:r>
         <w:rPr>
           <w:rFonts w:ascii="Times New Roman" w:hAnsi="Times New Roman" w:cs="Times New Roman"/>
           <w:noProof/>
           <w:lang w:val="en-US"/>
         </w:rPr>
+        <w:lastRenderedPageBreak/>
         <w:drawing>
-          <wp:inline distT="0" distB="0" distL="0" distR="0" wp14:anchorId="02D5B871" wp14:editId="72DB9444">
-            <wp:extent cx="4586045" cy="6029325"/>
-            <wp:effectExtent l="0" t="0" r="5080" b="0"/>
+          <wp:inline distT="0" distB="0" distL="0" distR="0" wp14:anchorId="1329E96B" wp14:editId="49EC6D8F">
+            <wp:extent cx="4585970" cy="6191151"/>
+            <wp:effectExtent l="0" t="0" r="5080" b="635"/>
             <wp:docPr id="4" name="Рисунок 4"/>
             <wp:cNvGraphicFramePr>
               <a:graphicFrameLocks xmlns:a="http://schemas.openxmlformats.org/drawingml/2006/main" noChangeAspect="1"/>
@@ -1212,7 +2689,7 @@
                     </pic:cNvPicPr>
                   </pic:nvPicPr>
                   <pic:blipFill>
-                    <a:blip r:embed="rId11">
+                    <a:blip r:embed="rId12">
                       <a:extLst>
                         <a:ext uri="{28A0092B-C50C-407E-A947-70E740481C1C}">
                           <a14:useLocalDpi xmlns:a14="http://schemas.microsoft.com/office/drawing/2010/main" val="0"/>
@@ -1227,7 +2704,7 @@
                   <pic:spPr bwMode="auto">
                     <a:xfrm>
                       <a:off x="0" y="0"/>
-                      <a:ext cx="4590787" cy="6035559"/>
+                      <a:ext cx="4601273" cy="6211811"/>
                     </a:xfrm>
                     <a:prstGeom prst="rect">
                       <a:avLst/>
@@ -1248,6 +2725,35 @@
       <w:pPr>
         <w:rPr>
           <w:rFonts w:ascii="Times New Roman" w:hAnsi="Times New Roman" w:cs="Times New Roman"/>
+        </w:rPr>
+      </w:pPr>
+    </w:p>
+    <w:p>
+      <w:pPr>
+        <w:rPr>
+          <w:rFonts w:ascii="Times New Roman" w:hAnsi="Times New Roman" w:cs="Times New Roman"/>
+        </w:rPr>
+      </w:pPr>
+    </w:p>
+    <w:p>
+      <w:pPr>
+        <w:rPr>
+          <w:rFonts w:ascii="Times New Roman" w:hAnsi="Times New Roman" w:cs="Times New Roman"/>
+        </w:rPr>
+      </w:pPr>
+    </w:p>
+    <w:p>
+      <w:pPr>
+        <w:rPr>
+          <w:rFonts w:ascii="Times New Roman" w:hAnsi="Times New Roman" w:cs="Times New Roman"/>
+          <w:lang w:val="en-US"/>
+        </w:rPr>
+      </w:pPr>
+    </w:p>
+    <w:p>
+      <w:pPr>
+        <w:rPr>
+          <w:rFonts w:ascii="Times New Roman" w:hAnsi="Times New Roman" w:cs="Times New Roman"/>
           <w:b/>
           <w:bCs/>
           <w:sz w:val="24"/>
@@ -1290,84 +2796,98 @@
           <w:rFonts w:ascii="Times New Roman" w:hAnsi="Times New Roman" w:cs="Times New Roman"/>
           <w:lang w:val="en-US"/>
         </w:rPr>
+        <w:t>#include &lt;iostream&gt;</w:t>
+      </w:r>
+    </w:p>
+    <w:p>
+      <w:pPr>
+        <w:rPr>
+          <w:rFonts w:ascii="Times New Roman" w:hAnsi="Times New Roman" w:cs="Times New Roman"/>
+          <w:lang w:val="en-US"/>
+        </w:rPr>
+      </w:pPr>
+      <w:r>
+        <w:rPr>
+          <w:rFonts w:ascii="Times New Roman" w:hAnsi="Times New Roman" w:cs="Times New Roman"/>
+          <w:lang w:val="en-US"/>
+        </w:rPr>
+        <w:t>#include &lt;cmath&gt;</w:t>
+      </w:r>
+    </w:p>
+    <w:p>
+      <w:pPr>
+        <w:rPr>
+          <w:rFonts w:ascii="Times New Roman" w:hAnsi="Times New Roman" w:cs="Times New Roman"/>
+          <w:lang w:val="en-US"/>
+        </w:rPr>
+      </w:pPr>
+      <w:r>
+        <w:rPr>
+          <w:rFonts w:ascii="Times New Roman" w:hAnsi="Times New Roman" w:cs="Times New Roman"/>
+          <w:lang w:val="en-US"/>
+        </w:rPr>
+        <w:t>#include &lt;iomanip&gt;</w:t>
+      </w:r>
+    </w:p>
+    <w:p>
+      <w:pPr>
+        <w:rPr>
+          <w:rFonts w:ascii="Times New Roman" w:hAnsi="Times New Roman" w:cs="Times New Roman"/>
+          <w:lang w:val="en-US"/>
+        </w:rPr>
+      </w:pPr>
+      <w:r>
+        <w:rPr>
+          <w:rFonts w:ascii="Times New Roman" w:hAnsi="Times New Roman" w:cs="Times New Roman"/>
+          <w:lang w:val="en-US"/>
+        </w:rPr>
+        <w:t>using namespace std;</w:t>
+      </w:r>
+    </w:p>
+    <w:p>
+      <w:pPr>
+        <w:rPr>
+          <w:rFonts w:ascii="Times New Roman" w:hAnsi="Times New Roman" w:cs="Times New Roman"/>
+          <w:lang w:val="en-US"/>
+        </w:rPr>
+      </w:pPr>
+      <w:r>
+        <w:rPr>
+          <w:rFonts w:ascii="Times New Roman" w:hAnsi="Times New Roman" w:cs="Times New Roman"/>
+          <w:lang w:val="en-US"/>
+        </w:rPr>
+        <w:t>        int main() {</w:t>
+      </w:r>
+    </w:p>
+    <w:p>
+      <w:pPr>
+        <w:rPr>
+          <w:rFonts w:ascii="Times New Roman" w:hAnsi="Times New Roman" w:cs="Times New Roman"/>
+          <w:lang w:val="en-US"/>
+        </w:rPr>
+      </w:pPr>
+      <w:r>
+        <w:rPr>
+          <w:rFonts w:ascii="Times New Roman" w:hAnsi="Times New Roman" w:cs="Times New Roman"/>
+          <w:lang w:val="en-US"/>
+        </w:rPr>
+        <w:t xml:space="preserve">        </w:t>
+      </w:r>
+    </w:p>
+    <w:p>
+      <w:pPr>
+        <w:rPr>
+          <w:rFonts w:ascii="Times New Roman" w:hAnsi="Times New Roman" w:cs="Times New Roman"/>
+          <w:lang w:val="en-US"/>
+        </w:rPr>
+      </w:pPr>
+      <w:r>
+        <w:rPr>
+          <w:rFonts w:ascii="Times New Roman" w:hAnsi="Times New Roman" w:cs="Times New Roman"/>
+          <w:lang w:val="en-US"/>
+        </w:rPr>
         <w:lastRenderedPageBreak/>
-        <w:t>#include &lt;iostream&gt;</w:t>
-      </w:r>
-    </w:p>
-    <w:p>
-      <w:pPr>
-        <w:rPr>
-          <w:rFonts w:ascii="Times New Roman" w:hAnsi="Times New Roman" w:cs="Times New Roman"/>
-          <w:lang w:val="en-US"/>
-        </w:rPr>
-      </w:pPr>
-      <w:r>
-        <w:rPr>
-          <w:rFonts w:ascii="Times New Roman" w:hAnsi="Times New Roman" w:cs="Times New Roman"/>
-          <w:lang w:val="en-US"/>
-        </w:rPr>
-        <w:t>#include &lt;cmath&gt;</w:t>
-      </w:r>
-    </w:p>
-    <w:p>
-      <w:pPr>
-        <w:rPr>
-          <w:rFonts w:ascii="Times New Roman" w:hAnsi="Times New Roman" w:cs="Times New Roman"/>
-          <w:lang w:val="en-US"/>
-        </w:rPr>
-      </w:pPr>
-      <w:r>
-        <w:rPr>
-          <w:rFonts w:ascii="Times New Roman" w:hAnsi="Times New Roman" w:cs="Times New Roman"/>
-          <w:lang w:val="en-US"/>
-        </w:rPr>
-        <w:t>#include &lt;iomanip&gt;</w:t>
-      </w:r>
-    </w:p>
-    <w:p>
-      <w:pPr>
-        <w:rPr>
-          <w:rFonts w:ascii="Times New Roman" w:hAnsi="Times New Roman" w:cs="Times New Roman"/>
-          <w:lang w:val="en-US"/>
-        </w:rPr>
-      </w:pPr>
-      <w:r>
-        <w:rPr>
-          <w:rFonts w:ascii="Times New Roman" w:hAnsi="Times New Roman" w:cs="Times New Roman"/>
-          <w:lang w:val="en-US"/>
-        </w:rPr>
-        <w:t>using namespace std;</w:t>
-      </w:r>
-    </w:p>
-    <w:p>
-      <w:pPr>
-        <w:rPr>
-          <w:rFonts w:ascii="Times New Roman" w:hAnsi="Times New Roman" w:cs="Times New Roman"/>
-          <w:lang w:val="en-US"/>
-        </w:rPr>
-      </w:pPr>
-      <w:r>
-        <w:rPr>
-          <w:rFonts w:ascii="Times New Roman" w:hAnsi="Times New Roman" w:cs="Times New Roman"/>
-          <w:lang w:val="en-US"/>
-        </w:rPr>
-        <w:t xml:space="preserve">        int </w:t>
-      </w:r>
-      <w:proofErr w:type="gramStart"/>
-      <w:r>
-        <w:rPr>
-          <w:rFonts w:ascii="Times New Roman" w:hAnsi="Times New Roman" w:cs="Times New Roman"/>
-          <w:lang w:val="en-US"/>
-        </w:rPr>
-        <w:t>main(</w:t>
-      </w:r>
-      <w:proofErr w:type="gramEnd"/>
-      <w:r>
-        <w:rPr>
-          <w:rFonts w:ascii="Times New Roman" w:hAnsi="Times New Roman" w:cs="Times New Roman"/>
-          <w:lang w:val="en-US"/>
-        </w:rPr>
-        <w:t>) {</w:t>
+        <w:t>        setlocale(LC_ALL, "Russian");</w:t>
       </w:r>
     </w:p>
     <w:p>
@@ -1389,530 +2909,450 @@
       <w:pPr>
         <w:rPr>
           <w:rFonts w:ascii="Times New Roman" w:hAnsi="Times New Roman" w:cs="Times New Roman"/>
-          <w:lang w:val="en-US"/>
-        </w:rPr>
-      </w:pPr>
-      <w:r>
-        <w:rPr>
-          <w:rFonts w:ascii="Times New Roman" w:hAnsi="Times New Roman" w:cs="Times New Roman"/>
-          <w:lang w:val="en-US"/>
+        </w:rPr>
+      </w:pPr>
+      <w:r>
+        <w:rPr>
+          <w:rFonts w:ascii="Times New Roman" w:hAnsi="Times New Roman" w:cs="Times New Roman"/>
+          <w:lang w:val="en-US"/>
+        </w:rPr>
+        <w:t>        double</w:t>
+      </w:r>
+      <w:r>
+        <w:rPr>
+          <w:rFonts w:ascii="Times New Roman" w:hAnsi="Times New Roman" w:cs="Times New Roman"/>
+        </w:rPr>
+        <w:t xml:space="preserve"> </w:t>
+      </w:r>
+      <w:r>
+        <w:rPr>
+          <w:rFonts w:ascii="Times New Roman" w:hAnsi="Times New Roman" w:cs="Times New Roman"/>
+          <w:lang w:val="en-US"/>
+        </w:rPr>
+        <w:t>n</w:t>
+      </w:r>
+      <w:r>
+        <w:rPr>
+          <w:rFonts w:ascii="Times New Roman" w:hAnsi="Times New Roman" w:cs="Times New Roman"/>
+        </w:rPr>
+        <w:t xml:space="preserve"> = 10000; </w:t>
+      </w:r>
+      <w:r>
+        <w:rPr>
+          <w:rFonts w:ascii="Times New Roman" w:hAnsi="Times New Roman" w:cs="Times New Roman"/>
+          <w:lang w:val="en-US"/>
+        </w:rPr>
+        <w:t> </w:t>
+      </w:r>
+      <w:r>
+        <w:rPr>
+          <w:rFonts w:ascii="Times New Roman" w:hAnsi="Times New Roman" w:cs="Times New Roman"/>
+        </w:rPr>
+        <w:t xml:space="preserve"> </w:t>
+      </w:r>
+      <w:r>
+        <w:rPr>
+          <w:rFonts w:ascii="Times New Roman" w:hAnsi="Times New Roman" w:cs="Times New Roman"/>
+          <w:lang w:val="en-US"/>
+        </w:rPr>
+        <w:t> </w:t>
+      </w:r>
+      <w:r>
+        <w:rPr>
+          <w:rFonts w:ascii="Times New Roman" w:hAnsi="Times New Roman" w:cs="Times New Roman"/>
+        </w:rPr>
+        <w:t xml:space="preserve"> // </w:t>
+      </w:r>
+      <w:r>
+        <w:rPr>
+          <w:rFonts w:ascii="Times New Roman" w:hAnsi="Times New Roman" w:cs="Times New Roman"/>
+        </w:rPr>
+        <w:t>начальная</w:t>
+      </w:r>
+      <w:r>
+        <w:rPr>
+          <w:rFonts w:ascii="Times New Roman" w:hAnsi="Times New Roman" w:cs="Times New Roman"/>
+        </w:rPr>
+        <w:t xml:space="preserve"> </w:t>
+      </w:r>
+      <w:r>
+        <w:rPr>
+          <w:rFonts w:ascii="Times New Roman" w:hAnsi="Times New Roman" w:cs="Times New Roman"/>
+        </w:rPr>
+        <w:t>сумма</w:t>
+      </w:r>
+    </w:p>
+    <w:p>
+      <w:pPr>
+        <w:rPr>
+          <w:rFonts w:ascii="Times New Roman" w:hAnsi="Times New Roman" w:cs="Times New Roman"/>
+        </w:rPr>
+      </w:pPr>
+      <w:r>
+        <w:rPr>
+          <w:rFonts w:ascii="Times New Roman" w:hAnsi="Times New Roman" w:cs="Times New Roman"/>
+          <w:lang w:val="en-US"/>
+        </w:rPr>
+        <w:t> </w:t>
+      </w:r>
+      <w:r>
+        <w:rPr>
+          <w:rFonts w:ascii="Times New Roman" w:hAnsi="Times New Roman" w:cs="Times New Roman"/>
+        </w:rPr>
+        <w:t xml:space="preserve"> </w:t>
+      </w:r>
+      <w:r>
+        <w:rPr>
+          <w:rFonts w:ascii="Times New Roman" w:hAnsi="Times New Roman" w:cs="Times New Roman"/>
+          <w:lang w:val="en-US"/>
+        </w:rPr>
+        <w:t> </w:t>
+      </w:r>
+      <w:r>
+        <w:rPr>
+          <w:rFonts w:ascii="Times New Roman" w:hAnsi="Times New Roman" w:cs="Times New Roman"/>
+        </w:rPr>
+        <w:t xml:space="preserve"> </w:t>
+      </w:r>
+      <w:r>
+        <w:rPr>
+          <w:rFonts w:ascii="Times New Roman" w:hAnsi="Times New Roman" w:cs="Times New Roman"/>
+          <w:lang w:val="en-US"/>
+        </w:rPr>
+        <w:t> </w:t>
+      </w:r>
+      <w:r>
+        <w:rPr>
+          <w:rFonts w:ascii="Times New Roman" w:hAnsi="Times New Roman" w:cs="Times New Roman"/>
+        </w:rPr>
+        <w:t xml:space="preserve"> </w:t>
+      </w:r>
+      <w:r>
+        <w:rPr>
+          <w:rFonts w:ascii="Times New Roman" w:hAnsi="Times New Roman" w:cs="Times New Roman"/>
+          <w:lang w:val="en-US"/>
+        </w:rPr>
+        <w:t> </w:t>
+      </w:r>
+      <w:r>
+        <w:rPr>
+          <w:rFonts w:ascii="Times New Roman" w:hAnsi="Times New Roman" w:cs="Times New Roman"/>
+        </w:rPr>
+        <w:t xml:space="preserve"> </w:t>
+      </w:r>
+      <w:r>
+        <w:rPr>
+          <w:rFonts w:ascii="Times New Roman" w:hAnsi="Times New Roman" w:cs="Times New Roman"/>
+          <w:lang w:val="en-US"/>
+        </w:rPr>
+        <w:t>int</w:t>
+      </w:r>
+      <w:r>
+        <w:rPr>
+          <w:rFonts w:ascii="Times New Roman" w:hAnsi="Times New Roman" w:cs="Times New Roman"/>
+        </w:rPr>
+        <w:t xml:space="preserve"> </w:t>
+      </w:r>
+      <w:r>
+        <w:rPr>
+          <w:rFonts w:ascii="Times New Roman" w:hAnsi="Times New Roman" w:cs="Times New Roman"/>
+          <w:lang w:val="en-US"/>
+        </w:rPr>
+        <w:t>t</w:t>
+      </w:r>
+      <w:r>
+        <w:rPr>
+          <w:rFonts w:ascii="Times New Roman" w:hAnsi="Times New Roman" w:cs="Times New Roman"/>
+        </w:rPr>
+        <w:t xml:space="preserve"> = 5; </w:t>
+      </w:r>
+      <w:r>
+        <w:rPr>
+          <w:rFonts w:ascii="Times New Roman" w:hAnsi="Times New Roman" w:cs="Times New Roman"/>
+          <w:lang w:val="en-US"/>
+        </w:rPr>
+        <w:t> </w:t>
+      </w:r>
+      <w:r>
+        <w:rPr>
+          <w:rFonts w:ascii="Times New Roman" w:hAnsi="Times New Roman" w:cs="Times New Roman"/>
+        </w:rPr>
+        <w:t xml:space="preserve"> </w:t>
+      </w:r>
+      <w:r>
+        <w:rPr>
+          <w:rFonts w:ascii="Times New Roman" w:hAnsi="Times New Roman" w:cs="Times New Roman"/>
+          <w:lang w:val="en-US"/>
+        </w:rPr>
+        <w:t> </w:t>
+      </w:r>
+      <w:r>
+        <w:rPr>
+          <w:rFonts w:ascii="Times New Roman" w:hAnsi="Times New Roman" w:cs="Times New Roman"/>
+        </w:rPr>
+        <w:t xml:space="preserve"> // </w:t>
+      </w:r>
+      <w:r>
+        <w:rPr>
+          <w:rFonts w:ascii="Times New Roman" w:hAnsi="Times New Roman" w:cs="Times New Roman"/>
+        </w:rPr>
+        <w:t>срок</w:t>
+      </w:r>
+    </w:p>
+    <w:p>
+      <w:pPr>
+        <w:rPr>
+          <w:rFonts w:ascii="Times New Roman" w:hAnsi="Times New Roman" w:cs="Times New Roman"/>
+        </w:rPr>
+      </w:pPr>
+      <w:r>
+        <w:rPr>
+          <w:rFonts w:ascii="Times New Roman" w:hAnsi="Times New Roman" w:cs="Times New Roman"/>
+          <w:lang w:val="en-US"/>
+        </w:rPr>
+        <w:t> </w:t>
+      </w:r>
+      <w:r>
+        <w:rPr>
+          <w:rFonts w:ascii="Times New Roman" w:hAnsi="Times New Roman" w:cs="Times New Roman"/>
+        </w:rPr>
+        <w:t xml:space="preserve"> </w:t>
+      </w:r>
+      <w:r>
+        <w:rPr>
+          <w:rFonts w:ascii="Times New Roman" w:hAnsi="Times New Roman" w:cs="Times New Roman"/>
+          <w:lang w:val="en-US"/>
+        </w:rPr>
+        <w:t> </w:t>
+      </w:r>
+      <w:r>
+        <w:rPr>
+          <w:rFonts w:ascii="Times New Roman" w:hAnsi="Times New Roman" w:cs="Times New Roman"/>
+        </w:rPr>
+        <w:t xml:space="preserve"> </w:t>
+      </w:r>
+      <w:r>
+        <w:rPr>
+          <w:rFonts w:ascii="Times New Roman" w:hAnsi="Times New Roman" w:cs="Times New Roman"/>
+          <w:lang w:val="en-US"/>
+        </w:rPr>
+        <w:t> </w:t>
+      </w:r>
+      <w:r>
+        <w:rPr>
+          <w:rFonts w:ascii="Times New Roman" w:hAnsi="Times New Roman" w:cs="Times New Roman"/>
+        </w:rPr>
+        <w:t xml:space="preserve"> </w:t>
+      </w:r>
+      <w:r>
+        <w:rPr>
+          <w:rFonts w:ascii="Times New Roman" w:hAnsi="Times New Roman" w:cs="Times New Roman"/>
+          <w:lang w:val="en-US"/>
+        </w:rPr>
+        <w:t> </w:t>
+      </w:r>
+      <w:r>
+        <w:rPr>
+          <w:rFonts w:ascii="Times New Roman" w:hAnsi="Times New Roman" w:cs="Times New Roman"/>
+        </w:rPr>
+        <w:t xml:space="preserve"> </w:t>
+      </w:r>
+      <w:r>
+        <w:rPr>
+          <w:rFonts w:ascii="Times New Roman" w:hAnsi="Times New Roman" w:cs="Times New Roman"/>
+          <w:lang w:val="en-US"/>
+        </w:rPr>
+        <w:t>double</w:t>
+      </w:r>
+      <w:r>
+        <w:rPr>
+          <w:rFonts w:ascii="Times New Roman" w:hAnsi="Times New Roman" w:cs="Times New Roman"/>
+        </w:rPr>
+        <w:t xml:space="preserve"> </w:t>
+      </w:r>
+      <w:r>
+        <w:rPr>
+          <w:rFonts w:ascii="Times New Roman" w:hAnsi="Times New Roman" w:cs="Times New Roman"/>
+          <w:lang w:val="en-US"/>
+        </w:rPr>
+        <w:t>p</w:t>
+      </w:r>
+      <w:r>
+        <w:rPr>
+          <w:rFonts w:ascii="Times New Roman" w:hAnsi="Times New Roman" w:cs="Times New Roman"/>
+        </w:rPr>
+        <w:t xml:space="preserve"> = 10; </w:t>
+      </w:r>
+      <w:r>
+        <w:rPr>
+          <w:rFonts w:ascii="Times New Roman" w:hAnsi="Times New Roman" w:cs="Times New Roman"/>
+          <w:lang w:val="en-US"/>
+        </w:rPr>
+        <w:t> </w:t>
+      </w:r>
+      <w:r>
+        <w:rPr>
+          <w:rFonts w:ascii="Times New Roman" w:hAnsi="Times New Roman" w:cs="Times New Roman"/>
+        </w:rPr>
+        <w:t>//</w:t>
+      </w:r>
+      <w:r>
+        <w:rPr>
+          <w:rFonts w:ascii="Times New Roman" w:hAnsi="Times New Roman" w:cs="Times New Roman"/>
+        </w:rPr>
+        <w:t>ставка</w:t>
+      </w:r>
+    </w:p>
+    <w:p>
+      <w:pPr>
+        <w:rPr>
+          <w:rFonts w:ascii="Times New Roman" w:hAnsi="Times New Roman" w:cs="Times New Roman"/>
+        </w:rPr>
+      </w:pPr>
+      <w:r>
+        <w:rPr>
+          <w:rFonts w:ascii="Times New Roman" w:hAnsi="Times New Roman" w:cs="Times New Roman"/>
+          <w:lang w:val="en-US"/>
+        </w:rPr>
+        <w:t> </w:t>
+      </w:r>
+      <w:r>
+        <w:rPr>
+          <w:rFonts w:ascii="Times New Roman" w:hAnsi="Times New Roman" w:cs="Times New Roman"/>
+        </w:rPr>
+        <w:t xml:space="preserve"> </w:t>
+      </w:r>
+      <w:r>
+        <w:rPr>
+          <w:rFonts w:ascii="Times New Roman" w:hAnsi="Times New Roman" w:cs="Times New Roman"/>
+          <w:lang w:val="en-US"/>
+        </w:rPr>
+        <w:t> </w:t>
+      </w:r>
+      <w:r>
+        <w:rPr>
+          <w:rFonts w:ascii="Times New Roman" w:hAnsi="Times New Roman" w:cs="Times New Roman"/>
+        </w:rPr>
+        <w:t xml:space="preserve"> </w:t>
+      </w:r>
+    </w:p>
+    <w:p>
+      <w:pPr>
+        <w:rPr>
+          <w:rFonts w:ascii="Times New Roman" w:hAnsi="Times New Roman" w:cs="Times New Roman"/>
+        </w:rPr>
+      </w:pPr>
+      <w:r>
+        <w:rPr>
+          <w:rFonts w:ascii="Times New Roman" w:hAnsi="Times New Roman" w:cs="Times New Roman"/>
+          <w:lang w:val="en-US"/>
+        </w:rPr>
+        <w:t> </w:t>
+      </w:r>
+      <w:r>
+        <w:rPr>
+          <w:rFonts w:ascii="Times New Roman" w:hAnsi="Times New Roman" w:cs="Times New Roman"/>
+        </w:rPr>
+        <w:t xml:space="preserve"> </w:t>
+      </w:r>
+      <w:r>
+        <w:rPr>
+          <w:rFonts w:ascii="Times New Roman" w:hAnsi="Times New Roman" w:cs="Times New Roman"/>
+          <w:lang w:val="en-US"/>
+        </w:rPr>
+        <w:t> </w:t>
+      </w:r>
+      <w:r>
+        <w:rPr>
+          <w:rFonts w:ascii="Times New Roman" w:hAnsi="Times New Roman" w:cs="Times New Roman"/>
+        </w:rPr>
+        <w:t xml:space="preserve"> </w:t>
+      </w:r>
+      <w:r>
+        <w:rPr>
+          <w:rFonts w:ascii="Times New Roman" w:hAnsi="Times New Roman" w:cs="Times New Roman"/>
+          <w:lang w:val="en-US"/>
+        </w:rPr>
+        <w:t> </w:t>
+      </w:r>
+      <w:r>
+        <w:rPr>
+          <w:rFonts w:ascii="Times New Roman" w:hAnsi="Times New Roman" w:cs="Times New Roman"/>
+        </w:rPr>
+        <w:t xml:space="preserve"> </w:t>
+      </w:r>
+      <w:r>
+        <w:rPr>
+          <w:rFonts w:ascii="Times New Roman" w:hAnsi="Times New Roman" w:cs="Times New Roman"/>
+          <w:lang w:val="en-US"/>
+        </w:rPr>
+        <w:t> </w:t>
+      </w:r>
+      <w:r>
+        <w:rPr>
+          <w:rFonts w:ascii="Times New Roman" w:hAnsi="Times New Roman" w:cs="Times New Roman"/>
+        </w:rPr>
+        <w:t xml:space="preserve"> </w:t>
+      </w:r>
+      <w:r>
+        <w:rPr>
+          <w:rFonts w:ascii="Times New Roman" w:hAnsi="Times New Roman" w:cs="Times New Roman"/>
+        </w:rPr>
+        <w:t>//------------//коэфицент увеличения</w:t>
+      </w:r>
+    </w:p>
+    <w:p>
+      <w:pPr>
+        <w:rPr>
+          <w:rFonts w:ascii="Times New Roman" w:hAnsi="Times New Roman" w:cs="Times New Roman"/>
+        </w:rPr>
+      </w:pPr>
+      <w:r>
+        <w:rPr>
+          <w:rFonts w:ascii="Times New Roman" w:hAnsi="Times New Roman" w:cs="Times New Roman"/>
+        </w:rPr>
+        <w:t>        double coef = 1 + (p / 100);</w:t>
+      </w:r>
+    </w:p>
+    <w:p>
+      <w:pPr>
+        <w:rPr>
+          <w:rFonts w:ascii="Times New Roman" w:hAnsi="Times New Roman" w:cs="Times New Roman"/>
+        </w:rPr>
+      </w:pPr>
+    </w:p>
+    <w:p>
+      <w:pPr>
+        <w:rPr>
+          <w:rFonts w:ascii="Times New Roman" w:hAnsi="Times New Roman" w:cs="Times New Roman"/>
+        </w:rPr>
+      </w:pPr>
+      <w:r>
+        <w:rPr>
+          <w:rFonts w:ascii="Times New Roman" w:hAnsi="Times New Roman" w:cs="Times New Roman"/>
+        </w:rPr>
+        <w:t>        //------------// вычисление итоговой суммы</w:t>
+      </w:r>
+    </w:p>
+    <w:p>
+      <w:pPr>
+        <w:rPr>
+          <w:rFonts w:ascii="Times New Roman" w:hAnsi="Times New Roman" w:cs="Times New Roman"/>
+          <w:lang w:val="en-US"/>
+        </w:rPr>
+      </w:pPr>
+      <w:r>
+        <w:rPr>
+          <w:rFonts w:ascii="Times New Roman" w:hAnsi="Times New Roman" w:cs="Times New Roman"/>
         </w:rPr>
         <w:t xml:space="preserve">        </w:t>
       </w:r>
-      <w:proofErr w:type="gramStart"/>
-      <w:r>
-        <w:rPr>
-          <w:rFonts w:ascii="Times New Roman" w:hAnsi="Times New Roman" w:cs="Times New Roman"/>
-          <w:lang w:val="en-US"/>
-        </w:rPr>
-        <w:t>setlocale(</w:t>
-      </w:r>
-      <w:proofErr w:type="gramEnd"/>
-      <w:r>
-        <w:rPr>
-          <w:rFonts w:ascii="Times New Roman" w:hAnsi="Times New Roman" w:cs="Times New Roman"/>
-          <w:lang w:val="en-US"/>
-        </w:rPr>
-        <w:t>LC_ALL, "Russian");</w:t>
-      </w:r>
-    </w:p>
-    <w:p>
-      <w:pPr>
-        <w:rPr>
-          <w:rFonts w:ascii="Times New Roman" w:hAnsi="Times New Roman" w:cs="Times New Roman"/>
-          <w:lang w:val="en-US"/>
-        </w:rPr>
-      </w:pPr>
-      <w:r>
-        <w:rPr>
-          <w:rFonts w:ascii="Times New Roman" w:hAnsi="Times New Roman" w:cs="Times New Roman"/>
-          <w:lang w:val="en-US"/>
-        </w:rPr>
-        <w:t xml:space="preserve">        </w:t>
-      </w:r>
-    </w:p>
-    <w:p>
-      <w:pPr>
-        <w:rPr>
-          <w:rFonts w:ascii="Times New Roman" w:hAnsi="Times New Roman" w:cs="Times New Roman"/>
-        </w:rPr>
-      </w:pPr>
-      <w:r>
-        <w:rPr>
-          <w:rFonts w:ascii="Times New Roman" w:hAnsi="Times New Roman" w:cs="Times New Roman"/>
-          <w:lang w:val="en-US"/>
-        </w:rPr>
-        <w:t>        double</w:t>
-      </w:r>
-      <w:r>
-        <w:rPr>
-          <w:rFonts w:ascii="Times New Roman" w:hAnsi="Times New Roman" w:cs="Times New Roman"/>
-        </w:rPr>
-        <w:t xml:space="preserve"> </w:t>
-      </w:r>
-      <w:r>
-        <w:rPr>
-          <w:rFonts w:ascii="Times New Roman" w:hAnsi="Times New Roman" w:cs="Times New Roman"/>
-          <w:lang w:val="en-US"/>
-        </w:rPr>
-        <w:t>n</w:t>
-      </w:r>
-      <w:r>
-        <w:rPr>
-          <w:rFonts w:ascii="Times New Roman" w:hAnsi="Times New Roman" w:cs="Times New Roman"/>
-        </w:rPr>
-        <w:t xml:space="preserve"> = </w:t>
-      </w:r>
-      <w:proofErr w:type="gramStart"/>
-      <w:r>
-        <w:rPr>
-          <w:rFonts w:ascii="Times New Roman" w:hAnsi="Times New Roman" w:cs="Times New Roman"/>
-        </w:rPr>
-        <w:t xml:space="preserve">10000; </w:t>
-      </w:r>
-      <w:r>
-        <w:rPr>
-          <w:rFonts w:ascii="Times New Roman" w:hAnsi="Times New Roman" w:cs="Times New Roman"/>
-          <w:lang w:val="en-US"/>
-        </w:rPr>
-        <w:t> </w:t>
-      </w:r>
-      <w:r>
-        <w:rPr>
-          <w:rFonts w:ascii="Times New Roman" w:hAnsi="Times New Roman" w:cs="Times New Roman"/>
-        </w:rPr>
-        <w:t xml:space="preserve"> </w:t>
-      </w:r>
-      <w:proofErr w:type="gramEnd"/>
-      <w:r>
-        <w:rPr>
-          <w:rFonts w:ascii="Times New Roman" w:hAnsi="Times New Roman" w:cs="Times New Roman"/>
-          <w:lang w:val="en-US"/>
-        </w:rPr>
-        <w:t> </w:t>
-      </w:r>
-      <w:r>
-        <w:rPr>
-          <w:rFonts w:ascii="Times New Roman" w:hAnsi="Times New Roman" w:cs="Times New Roman"/>
-        </w:rPr>
-        <w:t xml:space="preserve"> // </w:t>
-      </w:r>
-      <w:r>
-        <w:rPr>
-          <w:rFonts w:ascii="Times New Roman" w:hAnsi="Times New Roman" w:cs="Times New Roman"/>
-        </w:rPr>
-        <w:t>начальная</w:t>
-      </w:r>
-      <w:r>
-        <w:rPr>
-          <w:rFonts w:ascii="Times New Roman" w:hAnsi="Times New Roman" w:cs="Times New Roman"/>
-        </w:rPr>
-        <w:t xml:space="preserve"> </w:t>
-      </w:r>
-      <w:r>
-        <w:rPr>
-          <w:rFonts w:ascii="Times New Roman" w:hAnsi="Times New Roman" w:cs="Times New Roman"/>
-        </w:rPr>
-        <w:t>сумма</w:t>
-      </w:r>
-    </w:p>
-    <w:p>
-      <w:pPr>
-        <w:rPr>
-          <w:rFonts w:ascii="Times New Roman" w:hAnsi="Times New Roman" w:cs="Times New Roman"/>
-        </w:rPr>
-      </w:pPr>
-      <w:r>
-        <w:rPr>
-          <w:rFonts w:ascii="Times New Roman" w:hAnsi="Times New Roman" w:cs="Times New Roman"/>
-          <w:lang w:val="en-US"/>
-        </w:rPr>
-        <w:t> </w:t>
-      </w:r>
-      <w:r>
-        <w:rPr>
-          <w:rFonts w:ascii="Times New Roman" w:hAnsi="Times New Roman" w:cs="Times New Roman"/>
-        </w:rPr>
-        <w:t xml:space="preserve"> </w:t>
-      </w:r>
-      <w:r>
-        <w:rPr>
-          <w:rFonts w:ascii="Times New Roman" w:hAnsi="Times New Roman" w:cs="Times New Roman"/>
-          <w:lang w:val="en-US"/>
-        </w:rPr>
-        <w:t> </w:t>
-      </w:r>
-      <w:r>
-        <w:rPr>
-          <w:rFonts w:ascii="Times New Roman" w:hAnsi="Times New Roman" w:cs="Times New Roman"/>
-        </w:rPr>
-        <w:t xml:space="preserve"> </w:t>
-      </w:r>
-      <w:r>
-        <w:rPr>
-          <w:rFonts w:ascii="Times New Roman" w:hAnsi="Times New Roman" w:cs="Times New Roman"/>
-          <w:lang w:val="en-US"/>
-        </w:rPr>
-        <w:t> </w:t>
-      </w:r>
-      <w:r>
-        <w:rPr>
-          <w:rFonts w:ascii="Times New Roman" w:hAnsi="Times New Roman" w:cs="Times New Roman"/>
-        </w:rPr>
-        <w:t xml:space="preserve"> </w:t>
-      </w:r>
-      <w:r>
-        <w:rPr>
-          <w:rFonts w:ascii="Times New Roman" w:hAnsi="Times New Roman" w:cs="Times New Roman"/>
-          <w:lang w:val="en-US"/>
-        </w:rPr>
-        <w:t> </w:t>
-      </w:r>
-      <w:r>
-        <w:rPr>
-          <w:rFonts w:ascii="Times New Roman" w:hAnsi="Times New Roman" w:cs="Times New Roman"/>
-        </w:rPr>
-        <w:t xml:space="preserve"> </w:t>
-      </w:r>
-      <w:r>
-        <w:rPr>
-          <w:rFonts w:ascii="Times New Roman" w:hAnsi="Times New Roman" w:cs="Times New Roman"/>
-          <w:lang w:val="en-US"/>
-        </w:rPr>
-        <w:t>int</w:t>
-      </w:r>
-      <w:r>
-        <w:rPr>
-          <w:rFonts w:ascii="Times New Roman" w:hAnsi="Times New Roman" w:cs="Times New Roman"/>
-        </w:rPr>
-        <w:t xml:space="preserve"> </w:t>
-      </w:r>
-      <w:r>
-        <w:rPr>
-          <w:rFonts w:ascii="Times New Roman" w:hAnsi="Times New Roman" w:cs="Times New Roman"/>
-          <w:lang w:val="en-US"/>
-        </w:rPr>
-        <w:t>t</w:t>
-      </w:r>
-      <w:r>
-        <w:rPr>
-          <w:rFonts w:ascii="Times New Roman" w:hAnsi="Times New Roman" w:cs="Times New Roman"/>
-        </w:rPr>
-        <w:t xml:space="preserve"> = </w:t>
-      </w:r>
-      <w:proofErr w:type="gramStart"/>
-      <w:r>
-        <w:rPr>
-          <w:rFonts w:ascii="Times New Roman" w:hAnsi="Times New Roman" w:cs="Times New Roman"/>
-        </w:rPr>
-        <w:t xml:space="preserve">5; </w:t>
-      </w:r>
-      <w:r>
-        <w:rPr>
-          <w:rFonts w:ascii="Times New Roman" w:hAnsi="Times New Roman" w:cs="Times New Roman"/>
-          <w:lang w:val="en-US"/>
-        </w:rPr>
-        <w:t> </w:t>
-      </w:r>
-      <w:r>
-        <w:rPr>
-          <w:rFonts w:ascii="Times New Roman" w:hAnsi="Times New Roman" w:cs="Times New Roman"/>
-        </w:rPr>
-        <w:t xml:space="preserve"> </w:t>
-      </w:r>
-      <w:proofErr w:type="gramEnd"/>
-      <w:r>
-        <w:rPr>
-          <w:rFonts w:ascii="Times New Roman" w:hAnsi="Times New Roman" w:cs="Times New Roman"/>
-          <w:lang w:val="en-US"/>
-        </w:rPr>
-        <w:t> </w:t>
-      </w:r>
-      <w:r>
-        <w:rPr>
-          <w:rFonts w:ascii="Times New Roman" w:hAnsi="Times New Roman" w:cs="Times New Roman"/>
-        </w:rPr>
-        <w:t xml:space="preserve"> // </w:t>
-      </w:r>
-      <w:r>
-        <w:rPr>
-          <w:rFonts w:ascii="Times New Roman" w:hAnsi="Times New Roman" w:cs="Times New Roman"/>
-        </w:rPr>
-        <w:t>срок</w:t>
-      </w:r>
-    </w:p>
-    <w:p>
-      <w:pPr>
-        <w:rPr>
-          <w:rFonts w:ascii="Times New Roman" w:hAnsi="Times New Roman" w:cs="Times New Roman"/>
-        </w:rPr>
-      </w:pPr>
-      <w:r>
-        <w:rPr>
-          <w:rFonts w:ascii="Times New Roman" w:hAnsi="Times New Roman" w:cs="Times New Roman"/>
-          <w:lang w:val="en-US"/>
-        </w:rPr>
-        <w:t> </w:t>
-      </w:r>
-      <w:r>
-        <w:rPr>
-          <w:rFonts w:ascii="Times New Roman" w:hAnsi="Times New Roman" w:cs="Times New Roman"/>
-        </w:rPr>
-        <w:t xml:space="preserve"> </w:t>
-      </w:r>
-      <w:r>
-        <w:rPr>
-          <w:rFonts w:ascii="Times New Roman" w:hAnsi="Times New Roman" w:cs="Times New Roman"/>
-          <w:lang w:val="en-US"/>
-        </w:rPr>
-        <w:t> </w:t>
-      </w:r>
-      <w:r>
-        <w:rPr>
-          <w:rFonts w:ascii="Times New Roman" w:hAnsi="Times New Roman" w:cs="Times New Roman"/>
-        </w:rPr>
-        <w:t xml:space="preserve"> </w:t>
-      </w:r>
-      <w:r>
-        <w:rPr>
-          <w:rFonts w:ascii="Times New Roman" w:hAnsi="Times New Roman" w:cs="Times New Roman"/>
-          <w:lang w:val="en-US"/>
-        </w:rPr>
-        <w:t> </w:t>
-      </w:r>
-      <w:r>
-        <w:rPr>
-          <w:rFonts w:ascii="Times New Roman" w:hAnsi="Times New Roman" w:cs="Times New Roman"/>
-        </w:rPr>
-        <w:t xml:space="preserve"> </w:t>
-      </w:r>
-      <w:r>
-        <w:rPr>
-          <w:rFonts w:ascii="Times New Roman" w:hAnsi="Times New Roman" w:cs="Times New Roman"/>
-          <w:lang w:val="en-US"/>
-        </w:rPr>
-        <w:t> </w:t>
-      </w:r>
-      <w:r>
-        <w:rPr>
-          <w:rFonts w:ascii="Times New Roman" w:hAnsi="Times New Roman" w:cs="Times New Roman"/>
-        </w:rPr>
-        <w:t xml:space="preserve"> </w:t>
-      </w:r>
-      <w:r>
-        <w:rPr>
-          <w:rFonts w:ascii="Times New Roman" w:hAnsi="Times New Roman" w:cs="Times New Roman"/>
-          <w:lang w:val="en-US"/>
-        </w:rPr>
-        <w:t>double</w:t>
-      </w:r>
-      <w:r>
-        <w:rPr>
-          <w:rFonts w:ascii="Times New Roman" w:hAnsi="Times New Roman" w:cs="Times New Roman"/>
-        </w:rPr>
-        <w:t xml:space="preserve"> </w:t>
-      </w:r>
-      <w:r>
-        <w:rPr>
-          <w:rFonts w:ascii="Times New Roman" w:hAnsi="Times New Roman" w:cs="Times New Roman"/>
-          <w:lang w:val="en-US"/>
-        </w:rPr>
-        <w:t>p</w:t>
-      </w:r>
-      <w:r>
-        <w:rPr>
-          <w:rFonts w:ascii="Times New Roman" w:hAnsi="Times New Roman" w:cs="Times New Roman"/>
-        </w:rPr>
-        <w:t xml:space="preserve"> = 10; </w:t>
-      </w:r>
-      <w:proofErr w:type="gramStart"/>
-      <w:r>
-        <w:rPr>
-          <w:rFonts w:ascii="Times New Roman" w:hAnsi="Times New Roman" w:cs="Times New Roman"/>
-          <w:lang w:val="en-US"/>
-        </w:rPr>
-        <w:t> </w:t>
-      </w:r>
-      <w:proofErr w:type="gramEnd"/>
-      <w:r>
-        <w:rPr>
-          <w:rFonts w:ascii="Times New Roman" w:hAnsi="Times New Roman" w:cs="Times New Roman"/>
-        </w:rPr>
-        <w:t>//</w:t>
-      </w:r>
-      <w:r>
-        <w:rPr>
-          <w:rFonts w:ascii="Times New Roman" w:hAnsi="Times New Roman" w:cs="Times New Roman"/>
-        </w:rPr>
-        <w:t>ставка</w:t>
-      </w:r>
-    </w:p>
-    <w:p>
-      <w:pPr>
-        <w:rPr>
-          <w:rFonts w:ascii="Times New Roman" w:hAnsi="Times New Roman" w:cs="Times New Roman"/>
-        </w:rPr>
-      </w:pPr>
-      <w:r>
-        <w:rPr>
-          <w:rFonts w:ascii="Times New Roman" w:hAnsi="Times New Roman" w:cs="Times New Roman"/>
-          <w:lang w:val="en-US"/>
-        </w:rPr>
-        <w:t> </w:t>
-      </w:r>
-      <w:r>
-        <w:rPr>
-          <w:rFonts w:ascii="Times New Roman" w:hAnsi="Times New Roman" w:cs="Times New Roman"/>
-        </w:rPr>
-        <w:t xml:space="preserve"> </w:t>
-      </w:r>
-      <w:r>
-        <w:rPr>
-          <w:rFonts w:ascii="Times New Roman" w:hAnsi="Times New Roman" w:cs="Times New Roman"/>
-          <w:lang w:val="en-US"/>
-        </w:rPr>
-        <w:t> </w:t>
-      </w:r>
-      <w:r>
-        <w:rPr>
-          <w:rFonts w:ascii="Times New Roman" w:hAnsi="Times New Roman" w:cs="Times New Roman"/>
-        </w:rPr>
-        <w:t xml:space="preserve"> </w:t>
-      </w:r>
-    </w:p>
-    <w:p>
-      <w:pPr>
-        <w:rPr>
-          <w:rFonts w:ascii="Times New Roman" w:hAnsi="Times New Roman" w:cs="Times New Roman"/>
-        </w:rPr>
-      </w:pPr>
-      <w:r>
-        <w:rPr>
-          <w:rFonts w:ascii="Times New Roman" w:hAnsi="Times New Roman" w:cs="Times New Roman"/>
-          <w:lang w:val="en-US"/>
-        </w:rPr>
-        <w:t> </w:t>
-      </w:r>
-      <w:r>
-        <w:rPr>
-          <w:rFonts w:ascii="Times New Roman" w:hAnsi="Times New Roman" w:cs="Times New Roman"/>
-        </w:rPr>
-        <w:t xml:space="preserve"> </w:t>
-      </w:r>
-      <w:r>
-        <w:rPr>
-          <w:rFonts w:ascii="Times New Roman" w:hAnsi="Times New Roman" w:cs="Times New Roman"/>
-          <w:lang w:val="en-US"/>
-        </w:rPr>
-        <w:t> </w:t>
-      </w:r>
-      <w:r>
-        <w:rPr>
-          <w:rFonts w:ascii="Times New Roman" w:hAnsi="Times New Roman" w:cs="Times New Roman"/>
-        </w:rPr>
-        <w:t xml:space="preserve"> </w:t>
-      </w:r>
-      <w:r>
-        <w:rPr>
-          <w:rFonts w:ascii="Times New Roman" w:hAnsi="Times New Roman" w:cs="Times New Roman"/>
-          <w:lang w:val="en-US"/>
-        </w:rPr>
-        <w:t> </w:t>
-      </w:r>
-      <w:r>
-        <w:rPr>
-          <w:rFonts w:ascii="Times New Roman" w:hAnsi="Times New Roman" w:cs="Times New Roman"/>
-        </w:rPr>
-        <w:t xml:space="preserve"> </w:t>
-      </w:r>
-      <w:r>
-        <w:rPr>
-          <w:rFonts w:ascii="Times New Roman" w:hAnsi="Times New Roman" w:cs="Times New Roman"/>
-          <w:lang w:val="en-US"/>
-        </w:rPr>
-        <w:t> </w:t>
-      </w:r>
-      <w:r>
-        <w:rPr>
-          <w:rFonts w:ascii="Times New Roman" w:hAnsi="Times New Roman" w:cs="Times New Roman"/>
-        </w:rPr>
-        <w:t xml:space="preserve"> </w:t>
-      </w:r>
-      <w:r>
-        <w:rPr>
-          <w:rFonts w:ascii="Times New Roman" w:hAnsi="Times New Roman" w:cs="Times New Roman"/>
-        </w:rPr>
-        <w:t>//------------//коэфицент увеличения</w:t>
-      </w:r>
-    </w:p>
-    <w:p>
-      <w:pPr>
-        <w:rPr>
-          <w:rFonts w:ascii="Times New Roman" w:hAnsi="Times New Roman" w:cs="Times New Roman"/>
-        </w:rPr>
-      </w:pPr>
-      <w:r>
-        <w:rPr>
-          <w:rFonts w:ascii="Times New Roman" w:hAnsi="Times New Roman" w:cs="Times New Roman"/>
-        </w:rPr>
-        <w:t>        double coef = 1 + (p / 100);</w:t>
-      </w:r>
-    </w:p>
-    <w:p>
-      <w:pPr>
-        <w:rPr>
-          <w:rFonts w:ascii="Times New Roman" w:hAnsi="Times New Roman" w:cs="Times New Roman"/>
-        </w:rPr>
-      </w:pPr>
-    </w:p>
-    <w:p>
-      <w:pPr>
-        <w:rPr>
-          <w:rFonts w:ascii="Times New Roman" w:hAnsi="Times New Roman" w:cs="Times New Roman"/>
-        </w:rPr>
-      </w:pPr>
-      <w:r>
-        <w:rPr>
-          <w:rFonts w:ascii="Times New Roman" w:hAnsi="Times New Roman" w:cs="Times New Roman"/>
-        </w:rPr>
-        <w:t>        //------------// вычисление итоговой суммы</w:t>
-      </w:r>
-    </w:p>
-    <w:p>
-      <w:pPr>
-        <w:rPr>
-          <w:rFonts w:ascii="Times New Roman" w:hAnsi="Times New Roman" w:cs="Times New Roman"/>
-          <w:lang w:val="en-US"/>
-        </w:rPr>
-      </w:pPr>
-      <w:r>
-        <w:rPr>
-          <w:rFonts w:ascii="Times New Roman" w:hAnsi="Times New Roman" w:cs="Times New Roman"/>
-        </w:rPr>
-        <w:t xml:space="preserve">        </w:t>
-      </w:r>
-      <w:r>
-        <w:rPr>
-          <w:rFonts w:ascii="Times New Roman" w:hAnsi="Times New Roman" w:cs="Times New Roman"/>
-          <w:lang w:val="en-US"/>
-        </w:rPr>
-        <w:t xml:space="preserve">double mny = n* </w:t>
-      </w:r>
-      <w:proofErr w:type="gramStart"/>
-      <w:r>
-        <w:rPr>
-          <w:rFonts w:ascii="Times New Roman" w:hAnsi="Times New Roman" w:cs="Times New Roman"/>
-          <w:lang w:val="en-US"/>
-        </w:rPr>
-        <w:t>pow(</w:t>
-      </w:r>
-      <w:proofErr w:type="gramEnd"/>
-      <w:r>
-        <w:rPr>
-          <w:rFonts w:ascii="Times New Roman" w:hAnsi="Times New Roman" w:cs="Times New Roman"/>
-          <w:lang w:val="en-US"/>
-        </w:rPr>
-        <w:t>coef, t);</w:t>
+      <w:r>
+        <w:rPr>
+          <w:rFonts w:ascii="Times New Roman" w:hAnsi="Times New Roman" w:cs="Times New Roman"/>
+          <w:lang w:val="en-US"/>
+        </w:rPr>
+        <w:t>double mny = n* pow(coef, t);</w:t>
       </w:r>
     </w:p>
     <w:p>
@@ -2073,7 +3513,7 @@
                     </pic:cNvPicPr>
                   </pic:nvPicPr>
                   <pic:blipFill>
-                    <a:blip r:embed="rId12">
+                    <a:blip r:embed="rId13">
                       <a:extLst>
                         <a:ext uri="{28A0092B-C50C-407E-A947-70E740481C1C}">
                           <a14:useLocalDpi xmlns:a14="http://schemas.microsoft.com/office/drawing/2010/main" val="0"/>
@@ -2215,9 +3655,9 @@
         </w:rPr>
         <w:object w:dxaOrig="4186" w:dyaOrig="6871" w14:anchorId="379C683F">
           <v:shape id="_x0000_i1027" type="#_x0000_t75" style="width:209.25pt;height:343.5pt" o:ole="">
-            <v:imagedata r:id="rId13" o:title=""/>
+            <v:imagedata r:id="rId14" o:title=""/>
           </v:shape>
-          <o:OLEObject Type="Embed" ProgID="Visio.Drawing.15" ShapeID="_x0000_i1027" DrawAspect="Content" ObjectID="_1850491605" r:id="rId14"/>
+          <o:OLEObject Type="Embed" ProgID="Visio.Drawing.15" ShapeID="_x0000_i1027" DrawAspect="Content" ObjectID="_1850582985" r:id="rId15"/>
         </w:object>
       </w:r>
     </w:p>
@@ -2314,23 +3754,7 @@
           <w:rFonts w:ascii="Times New Roman" w:hAnsi="Times New Roman" w:cs="Times New Roman"/>
           <w:lang w:val="en-US"/>
         </w:rPr>
-        <w:t xml:space="preserve">int </w:t>
-      </w:r>
-      <w:proofErr w:type="gramStart"/>
-      <w:r>
-        <w:rPr>
-          <w:rFonts w:ascii="Times New Roman" w:hAnsi="Times New Roman" w:cs="Times New Roman"/>
-          <w:lang w:val="en-US"/>
-        </w:rPr>
-        <w:t>main(</w:t>
-      </w:r>
-      <w:proofErr w:type="gramEnd"/>
-      <w:r>
-        <w:rPr>
-          <w:rFonts w:ascii="Times New Roman" w:hAnsi="Times New Roman" w:cs="Times New Roman"/>
-          <w:lang w:val="en-US"/>
-        </w:rPr>
-        <w:t>)</w:t>
+        <w:t>int main()</w:t>
       </w:r>
     </w:p>
     <w:p>
@@ -2368,23 +3792,7 @@
           <w:rFonts w:ascii="Times New Roman" w:hAnsi="Times New Roman" w:cs="Times New Roman"/>
           <w:lang w:val="en-US"/>
         </w:rPr>
-        <w:t xml:space="preserve">    </w:t>
-      </w:r>
-      <w:proofErr w:type="gramStart"/>
-      <w:r>
-        <w:rPr>
-          <w:rFonts w:ascii="Times New Roman" w:hAnsi="Times New Roman" w:cs="Times New Roman"/>
-          <w:lang w:val="en-US"/>
-        </w:rPr>
-        <w:t>setlocale(</w:t>
-      </w:r>
-      <w:proofErr w:type="gramEnd"/>
-      <w:r>
-        <w:rPr>
-          <w:rFonts w:ascii="Times New Roman" w:hAnsi="Times New Roman" w:cs="Times New Roman"/>
-          <w:lang w:val="en-US"/>
-        </w:rPr>
-        <w:t>LC_ALL, "Russian");</w:t>
+        <w:t>    setlocale(LC_ALL, "Russian");</w:t>
       </w:r>
     </w:p>
     <w:p>
@@ -2459,80 +3867,42 @@
           <w:rFonts w:ascii="Times New Roman" w:hAnsi="Times New Roman" w:cs="Times New Roman"/>
         </w:rPr>
         <w:lastRenderedPageBreak/>
-        <w:t xml:space="preserve">cout </w:t>
-      </w:r>
-      <w:proofErr w:type="gramStart"/>
-      <w:r>
-        <w:rPr>
-          <w:rFonts w:ascii="Times New Roman" w:hAnsi="Times New Roman" w:cs="Times New Roman"/>
-        </w:rPr>
-        <w:t>&lt;&lt; "</w:t>
-      </w:r>
-      <w:proofErr w:type="gramEnd"/>
-      <w:r>
-        <w:rPr>
-          <w:rFonts w:ascii="Times New Roman" w:hAnsi="Times New Roman" w:cs="Times New Roman"/>
-        </w:rPr>
-        <w:t>Введите x -&gt;";</w:t>
-      </w:r>
-    </w:p>
-    <w:p>
-      <w:pPr>
-        <w:rPr>
-          <w:rFonts w:ascii="Times New Roman" w:hAnsi="Times New Roman" w:cs="Times New Roman"/>
-        </w:rPr>
-      </w:pPr>
-      <w:proofErr w:type="gramStart"/>
-      <w:r>
-        <w:rPr>
-          <w:rFonts w:ascii="Times New Roman" w:hAnsi="Times New Roman" w:cs="Times New Roman"/>
-        </w:rPr>
-        <w:t>cin &gt;</w:t>
-      </w:r>
-      <w:proofErr w:type="gramEnd"/>
-      <w:r>
-        <w:rPr>
-          <w:rFonts w:ascii="Times New Roman" w:hAnsi="Times New Roman" w:cs="Times New Roman"/>
-        </w:rPr>
-        <w:t>&gt; x;</w:t>
-      </w:r>
-    </w:p>
-    <w:p>
-      <w:pPr>
-        <w:rPr>
-          <w:rFonts w:ascii="Times New Roman" w:hAnsi="Times New Roman" w:cs="Times New Roman"/>
-        </w:rPr>
-      </w:pPr>
-    </w:p>
-    <w:p>
-      <w:pPr>
-        <w:rPr>
-          <w:rFonts w:ascii="Times New Roman" w:hAnsi="Times New Roman" w:cs="Times New Roman"/>
-          <w:lang w:val="en-US"/>
-        </w:rPr>
-      </w:pPr>
-      <w:r>
-        <w:rPr>
-          <w:rFonts w:ascii="Times New Roman" w:hAnsi="Times New Roman" w:cs="Times New Roman"/>
-          <w:lang w:val="en-US"/>
-        </w:rPr>
-        <w:t>Q = (13.6 * tan(x) + pow(x,3) * sin(x/2)) / (</w:t>
-      </w:r>
-      <w:proofErr w:type="gramStart"/>
-      <w:r>
-        <w:rPr>
-          <w:rFonts w:ascii="Times New Roman" w:hAnsi="Times New Roman" w:cs="Times New Roman"/>
-          <w:lang w:val="en-US"/>
-        </w:rPr>
-        <w:t>cos(</w:t>
-      </w:r>
-      <w:proofErr w:type="gramEnd"/>
-      <w:r>
-        <w:rPr>
-          <w:rFonts w:ascii="Times New Roman" w:hAnsi="Times New Roman" w:cs="Times New Roman"/>
-          <w:lang w:val="en-US"/>
-        </w:rPr>
-        <w:t>pow(x, 2))) + pow(a, 2)* b - pow(2 * 2 - b, 3);</w:t>
+        <w:t>cout &lt;&lt; "Введите x -&gt;";</w:t>
+      </w:r>
+    </w:p>
+    <w:p>
+      <w:pPr>
+        <w:rPr>
+          <w:rFonts w:ascii="Times New Roman" w:hAnsi="Times New Roman" w:cs="Times New Roman"/>
+        </w:rPr>
+      </w:pPr>
+      <w:r>
+        <w:rPr>
+          <w:rFonts w:ascii="Times New Roman" w:hAnsi="Times New Roman" w:cs="Times New Roman"/>
+        </w:rPr>
+        <w:t>cin &gt;&gt; x;</w:t>
+      </w:r>
+    </w:p>
+    <w:p>
+      <w:pPr>
+        <w:rPr>
+          <w:rFonts w:ascii="Times New Roman" w:hAnsi="Times New Roman" w:cs="Times New Roman"/>
+        </w:rPr>
+      </w:pPr>
+    </w:p>
+    <w:p>
+      <w:pPr>
+        <w:rPr>
+          <w:rFonts w:ascii="Times New Roman" w:hAnsi="Times New Roman" w:cs="Times New Roman"/>
+          <w:lang w:val="en-US"/>
+        </w:rPr>
+      </w:pPr>
+      <w:r>
+        <w:rPr>
+          <w:rFonts w:ascii="Times New Roman" w:hAnsi="Times New Roman" w:cs="Times New Roman"/>
+          <w:lang w:val="en-US"/>
+        </w:rPr>
+        <w:t>Q = (13.6 * tan(x) + pow(x,3) * sin(x/2)) / (cos(pow(x, 2))) + pow(a, 2)* b - pow(2 * 2 - b, 3);</w:t>
       </w:r>
     </w:p>
     <w:p>
@@ -2646,7 +4016,7 @@
                     </pic:cNvPicPr>
                   </pic:nvPicPr>
                   <pic:blipFill>
-                    <a:blip r:embed="rId15">
+                    <a:blip r:embed="rId16">
                       <a:extLst>
                         <a:ext uri="{28A0092B-C50C-407E-A947-70E740481C1C}">
                           <a14:useLocalDpi xmlns:a14="http://schemas.microsoft.com/office/drawing/2010/main" val="0"/>
@@ -2736,6 +4106,335 @@
     </w:p>
   </w:footnote>
 </w:footnotes>
+</file>
+
+<file path=word/numbering.xml><?xml version="1.0" encoding="utf-8"?>
+<w:numbering xmlns:wpc="http://schemas.microsoft.com/office/word/2010/wordprocessingCanvas" xmlns:cx="http://schemas.microsoft.com/office/drawing/2014/chartex" xmlns:cx1="http://schemas.microsoft.com/office/drawing/2015/9/8/chartex" xmlns:cx2="http://schemas.microsoft.com/office/drawing/2015/10/21/chartex" xmlns:cx3="http://schemas.microsoft.com/office/drawing/2016/5/9/chartex" xmlns:cx4="http://schemas.microsoft.com/office/drawing/2016/5/10/chartex" xmlns:cx5="http://schemas.microsoft.com/office/drawing/2016/5/11/chartex" xmlns:cx6="http://schemas.microsoft.com/office/drawing/2016/5/12/chartex" xmlns:cx7="http://schemas.microsoft.com/office/drawing/2016/5/13/chartex" xmlns:cx8="http://schemas.microsoft.com/office/drawing/2016/5/14/chartex" xmlns:mc="http://schemas.openxmlformats.org/markup-compatibility/2006" xmlns:aink="http://schemas.microsoft.com/office/drawing/2016/ink" xmlns:am3d="http://schemas.microsoft.com/office/drawing/2017/model3d" xmlns:o="urn:schemas-microsoft-com:office:office" xmlns:oel="http://schemas.microsoft.com/office/2019/extlst" xmlns:r="http://schemas.openxmlformats.org/officeDocument/2006/relationships" xmlns:m="http://schemas.openxmlformats.org/officeDocument/2006/math" xmlns:v="urn:schemas-microsoft-com:vml" xmlns:wp14="http://schemas.microsoft.com/office/word/2010/wordprocessingDrawing" xmlns:wp="http://schemas.openxmlformats.org/drawingml/2006/wordprocessingDrawing" xmlns:w10="urn:schemas-microsoft-com:office:word" xmlns:w="http://schemas.openxmlformats.org/wordprocessingml/2006/main" xmlns:w14="http://schemas.microsoft.com/office/word/2010/wordml" xmlns:w15="http://schemas.microsoft.com/office/word/2012/wordml" xmlns:w16cex="http://schemas.microsoft.com/office/word/2018/wordml/cex" xmlns:w16cid="http://schemas.microsoft.com/office/word/2016/wordml/cid" xmlns:w16="http://schemas.microsoft.com/office/word/2018/wordml" xmlns:w16sdtdh="http://schemas.microsoft.com/office/word/2020/wordml/sdtdatahash" xmlns:w16se="http://schemas.microsoft.com/office/word/2015/wordml/symex" xmlns:wpg="http://schemas.microsoft.com/office/word/2010/wordprocessingGroup" xmlns:wpi="http://schemas.microsoft.com/office/word/2010/wordprocessingInk" xmlns:wne="http://schemas.microsoft.com/office/word/2006/wordml" xmlns:wps="http://schemas.microsoft.com/office/word/2010/wordprocessingShape" mc:Ignorable="w14 w15 w16se w16cid w16 w16cex w16sdtdh wp14">
+  <w:abstractNum w:abstractNumId="0" w15:restartNumberingAfterBreak="0">
+    <w:nsid w:val="1A013E59"/>
+    <w:multiLevelType w:val="hybridMultilevel"/>
+    <w:tmpl w:val="CE8E9418"/>
+    <w:lvl w:ilvl="0" w:tplc="0419000F">
+      <w:start w:val="1"/>
+      <w:numFmt w:val="decimal"/>
+      <w:lvlText w:val="%1."/>
+      <w:lvlJc w:val="left"/>
+      <w:pPr>
+        <w:ind w:left="720" w:hanging="360"/>
+      </w:pPr>
+      <w:rPr>
+        <w:rFonts w:hint="default"/>
+      </w:rPr>
+    </w:lvl>
+    <w:lvl w:ilvl="1" w:tplc="04190019" w:tentative="1">
+      <w:start w:val="1"/>
+      <w:numFmt w:val="lowerLetter"/>
+      <w:lvlText w:val="%2."/>
+      <w:lvlJc w:val="left"/>
+      <w:pPr>
+        <w:ind w:left="1440" w:hanging="360"/>
+      </w:pPr>
+    </w:lvl>
+    <w:lvl w:ilvl="2" w:tplc="0419001B" w:tentative="1">
+      <w:start w:val="1"/>
+      <w:numFmt w:val="lowerRoman"/>
+      <w:lvlText w:val="%3."/>
+      <w:lvlJc w:val="right"/>
+      <w:pPr>
+        <w:ind w:left="2160" w:hanging="180"/>
+      </w:pPr>
+    </w:lvl>
+    <w:lvl w:ilvl="3" w:tplc="0419000F" w:tentative="1">
+      <w:start w:val="1"/>
+      <w:numFmt w:val="decimal"/>
+      <w:lvlText w:val="%4."/>
+      <w:lvlJc w:val="left"/>
+      <w:pPr>
+        <w:ind w:left="2880" w:hanging="360"/>
+      </w:pPr>
+    </w:lvl>
+    <w:lvl w:ilvl="4" w:tplc="04190019" w:tentative="1">
+      <w:start w:val="1"/>
+      <w:numFmt w:val="lowerLetter"/>
+      <w:lvlText w:val="%5."/>
+      <w:lvlJc w:val="left"/>
+      <w:pPr>
+        <w:ind w:left="3600" w:hanging="360"/>
+      </w:pPr>
+    </w:lvl>
+    <w:lvl w:ilvl="5" w:tplc="0419001B" w:tentative="1">
+      <w:start w:val="1"/>
+      <w:numFmt w:val="lowerRoman"/>
+      <w:lvlText w:val="%6."/>
+      <w:lvlJc w:val="right"/>
+      <w:pPr>
+        <w:ind w:left="4320" w:hanging="180"/>
+      </w:pPr>
+    </w:lvl>
+    <w:lvl w:ilvl="6" w:tplc="0419000F" w:tentative="1">
+      <w:start w:val="1"/>
+      <w:numFmt w:val="decimal"/>
+      <w:lvlText w:val="%7."/>
+      <w:lvlJc w:val="left"/>
+      <w:pPr>
+        <w:ind w:left="5040" w:hanging="360"/>
+      </w:pPr>
+    </w:lvl>
+    <w:lvl w:ilvl="7" w:tplc="04190019" w:tentative="1">
+      <w:start w:val="1"/>
+      <w:numFmt w:val="lowerLetter"/>
+      <w:lvlText w:val="%8."/>
+      <w:lvlJc w:val="left"/>
+      <w:pPr>
+        <w:ind w:left="5760" w:hanging="360"/>
+      </w:pPr>
+    </w:lvl>
+    <w:lvl w:ilvl="8" w:tplc="0419001B" w:tentative="1">
+      <w:start w:val="1"/>
+      <w:numFmt w:val="lowerRoman"/>
+      <w:lvlText w:val="%9."/>
+      <w:lvlJc w:val="right"/>
+      <w:pPr>
+        <w:ind w:left="6480" w:hanging="180"/>
+      </w:pPr>
+    </w:lvl>
+  </w:abstractNum>
+  <w:abstractNum w:abstractNumId="1" w15:restartNumberingAfterBreak="0">
+    <w:nsid w:val="2DCD605D"/>
+    <w:multiLevelType w:val="hybridMultilevel"/>
+    <w:tmpl w:val="244A8A26"/>
+    <w:lvl w:ilvl="0" w:tplc="B088F5E0">
+      <w:start w:val="2026"/>
+      <w:numFmt w:val="bullet"/>
+      <w:lvlText w:val="-"/>
+      <w:lvlJc w:val="left"/>
+      <w:pPr>
+        <w:ind w:left="720" w:hanging="360"/>
+      </w:pPr>
+      <w:rPr>
+        <w:rFonts w:ascii="Times New Roman" w:eastAsiaTheme="minorHAnsi" w:hAnsi="Times New Roman" w:cs="Times New Roman" w:hint="default"/>
+      </w:rPr>
+    </w:lvl>
+    <w:lvl w:ilvl="1" w:tplc="04190003" w:tentative="1">
+      <w:start w:val="1"/>
+      <w:numFmt w:val="bullet"/>
+      <w:lvlText w:val="o"/>
+      <w:lvlJc w:val="left"/>
+      <w:pPr>
+        <w:ind w:left="1440" w:hanging="360"/>
+      </w:pPr>
+      <w:rPr>
+        <w:rFonts w:ascii="Courier New" w:hAnsi="Courier New" w:cs="Courier New" w:hint="default"/>
+      </w:rPr>
+    </w:lvl>
+    <w:lvl w:ilvl="2" w:tplc="04190005" w:tentative="1">
+      <w:start w:val="1"/>
+      <w:numFmt w:val="bullet"/>
+      <w:lvlText w:val=""/>
+      <w:lvlJc w:val="left"/>
+      <w:pPr>
+        <w:ind w:left="2160" w:hanging="360"/>
+      </w:pPr>
+      <w:rPr>
+        <w:rFonts w:ascii="Wingdings" w:hAnsi="Wingdings" w:hint="default"/>
+      </w:rPr>
+    </w:lvl>
+    <w:lvl w:ilvl="3" w:tplc="04190001" w:tentative="1">
+      <w:start w:val="1"/>
+      <w:numFmt w:val="bullet"/>
+      <w:lvlText w:val=""/>
+      <w:lvlJc w:val="left"/>
+      <w:pPr>
+        <w:ind w:left="2880" w:hanging="360"/>
+      </w:pPr>
+      <w:rPr>
+        <w:rFonts w:ascii="Symbol" w:hAnsi="Symbol" w:hint="default"/>
+      </w:rPr>
+    </w:lvl>
+    <w:lvl w:ilvl="4" w:tplc="04190003" w:tentative="1">
+      <w:start w:val="1"/>
+      <w:numFmt w:val="bullet"/>
+      <w:lvlText w:val="o"/>
+      <w:lvlJc w:val="left"/>
+      <w:pPr>
+        <w:ind w:left="3600" w:hanging="360"/>
+      </w:pPr>
+      <w:rPr>
+        <w:rFonts w:ascii="Courier New" w:hAnsi="Courier New" w:cs="Courier New" w:hint="default"/>
+      </w:rPr>
+    </w:lvl>
+    <w:lvl w:ilvl="5" w:tplc="04190005" w:tentative="1">
+      <w:start w:val="1"/>
+      <w:numFmt w:val="bullet"/>
+      <w:lvlText w:val=""/>
+      <w:lvlJc w:val="left"/>
+      <w:pPr>
+        <w:ind w:left="4320" w:hanging="360"/>
+      </w:pPr>
+      <w:rPr>
+        <w:rFonts w:ascii="Wingdings" w:hAnsi="Wingdings" w:hint="default"/>
+      </w:rPr>
+    </w:lvl>
+    <w:lvl w:ilvl="6" w:tplc="04190001" w:tentative="1">
+      <w:start w:val="1"/>
+      <w:numFmt w:val="bullet"/>
+      <w:lvlText w:val=""/>
+      <w:lvlJc w:val="left"/>
+      <w:pPr>
+        <w:ind w:left="5040" w:hanging="360"/>
+      </w:pPr>
+      <w:rPr>
+        <w:rFonts w:ascii="Symbol" w:hAnsi="Symbol" w:hint="default"/>
+      </w:rPr>
+    </w:lvl>
+    <w:lvl w:ilvl="7" w:tplc="04190003" w:tentative="1">
+      <w:start w:val="1"/>
+      <w:numFmt w:val="bullet"/>
+      <w:lvlText w:val="o"/>
+      <w:lvlJc w:val="left"/>
+      <w:pPr>
+        <w:ind w:left="5760" w:hanging="360"/>
+      </w:pPr>
+      <w:rPr>
+        <w:rFonts w:ascii="Courier New" w:hAnsi="Courier New" w:cs="Courier New" w:hint="default"/>
+      </w:rPr>
+    </w:lvl>
+    <w:lvl w:ilvl="8" w:tplc="04190005" w:tentative="1">
+      <w:start w:val="1"/>
+      <w:numFmt w:val="bullet"/>
+      <w:lvlText w:val=""/>
+      <w:lvlJc w:val="left"/>
+      <w:pPr>
+        <w:ind w:left="6480" w:hanging="360"/>
+      </w:pPr>
+      <w:rPr>
+        <w:rFonts w:ascii="Wingdings" w:hAnsi="Wingdings" w:hint="default"/>
+      </w:rPr>
+    </w:lvl>
+  </w:abstractNum>
+  <w:abstractNum w:abstractNumId="2" w15:restartNumberingAfterBreak="0">
+    <w:nsid w:val="5DD328E2"/>
+    <w:multiLevelType w:val="hybridMultilevel"/>
+    <w:tmpl w:val="8984ED8A"/>
+    <w:lvl w:ilvl="0" w:tplc="67FC99C4">
+      <w:start w:val="2026"/>
+      <w:numFmt w:val="bullet"/>
+      <w:lvlText w:val="-"/>
+      <w:lvlJc w:val="left"/>
+      <w:pPr>
+        <w:ind w:left="720" w:hanging="360"/>
+      </w:pPr>
+      <w:rPr>
+        <w:rFonts w:ascii="Times New Roman" w:eastAsiaTheme="minorHAnsi" w:hAnsi="Times New Roman" w:cs="Times New Roman" w:hint="default"/>
+      </w:rPr>
+    </w:lvl>
+    <w:lvl w:ilvl="1" w:tplc="04190003" w:tentative="1">
+      <w:start w:val="1"/>
+      <w:numFmt w:val="bullet"/>
+      <w:lvlText w:val="o"/>
+      <w:lvlJc w:val="left"/>
+      <w:pPr>
+        <w:ind w:left="1440" w:hanging="360"/>
+      </w:pPr>
+      <w:rPr>
+        <w:rFonts w:ascii="Courier New" w:hAnsi="Courier New" w:cs="Courier New" w:hint="default"/>
+      </w:rPr>
+    </w:lvl>
+    <w:lvl w:ilvl="2" w:tplc="04190005" w:tentative="1">
+      <w:start w:val="1"/>
+      <w:numFmt w:val="bullet"/>
+      <w:lvlText w:val=""/>
+      <w:lvlJc w:val="left"/>
+      <w:pPr>
+        <w:ind w:left="2160" w:hanging="360"/>
+      </w:pPr>
+      <w:rPr>
+        <w:rFonts w:ascii="Wingdings" w:hAnsi="Wingdings" w:hint="default"/>
+      </w:rPr>
+    </w:lvl>
+    <w:lvl w:ilvl="3" w:tplc="04190001" w:tentative="1">
+      <w:start w:val="1"/>
+      <w:numFmt w:val="bullet"/>
+      <w:lvlText w:val=""/>
+      <w:lvlJc w:val="left"/>
+      <w:pPr>
+        <w:ind w:left="2880" w:hanging="360"/>
+      </w:pPr>
+      <w:rPr>
+        <w:rFonts w:ascii="Symbol" w:hAnsi="Symbol" w:hint="default"/>
+      </w:rPr>
+    </w:lvl>
+    <w:lvl w:ilvl="4" w:tplc="04190003" w:tentative="1">
+      <w:start w:val="1"/>
+      <w:numFmt w:val="bullet"/>
+      <w:lvlText w:val="o"/>
+      <w:lvlJc w:val="left"/>
+      <w:pPr>
+        <w:ind w:left="3600" w:hanging="360"/>
+      </w:pPr>
+      <w:rPr>
+        <w:rFonts w:ascii="Courier New" w:hAnsi="Courier New" w:cs="Courier New" w:hint="default"/>
+      </w:rPr>
+    </w:lvl>
+    <w:lvl w:ilvl="5" w:tplc="04190005" w:tentative="1">
+      <w:start w:val="1"/>
+      <w:numFmt w:val="bullet"/>
+      <w:lvlText w:val=""/>
+      <w:lvlJc w:val="left"/>
+      <w:pPr>
+        <w:ind w:left="4320" w:hanging="360"/>
+      </w:pPr>
+      <w:rPr>
+        <w:rFonts w:ascii="Wingdings" w:hAnsi="Wingdings" w:hint="default"/>
+      </w:rPr>
+    </w:lvl>
+    <w:lvl w:ilvl="6" w:tplc="04190001" w:tentative="1">
+      <w:start w:val="1"/>
+      <w:numFmt w:val="bullet"/>
+      <w:lvlText w:val=""/>
+      <w:lvlJc w:val="left"/>
+      <w:pPr>
+        <w:ind w:left="5040" w:hanging="360"/>
+      </w:pPr>
+      <w:rPr>
+        <w:rFonts w:ascii="Symbol" w:hAnsi="Symbol" w:hint="default"/>
+      </w:rPr>
+    </w:lvl>
+    <w:lvl w:ilvl="7" w:tplc="04190003" w:tentative="1">
+      <w:start w:val="1"/>
+      <w:numFmt w:val="bullet"/>
+      <w:lvlText w:val="o"/>
+      <w:lvlJc w:val="left"/>
+      <w:pPr>
+        <w:ind w:left="5760" w:hanging="360"/>
+      </w:pPr>
+      <w:rPr>
+        <w:rFonts w:ascii="Courier New" w:hAnsi="Courier New" w:cs="Courier New" w:hint="default"/>
+      </w:rPr>
+    </w:lvl>
+    <w:lvl w:ilvl="8" w:tplc="04190005" w:tentative="1">
+      <w:start w:val="1"/>
+      <w:numFmt w:val="bullet"/>
+      <w:lvlText w:val=""/>
+      <w:lvlJc w:val="left"/>
+      <w:pPr>
+        <w:ind w:left="6480" w:hanging="360"/>
+      </w:pPr>
+      <w:rPr>
+        <w:rFonts w:ascii="Wingdings" w:hAnsi="Wingdings" w:hint="default"/>
+      </w:rPr>
+    </w:lvl>
+  </w:abstractNum>
+  <w:num w:numId="1" w16cid:durableId="658119076">
+    <w:abstractNumId w:val="1"/>
+  </w:num>
+  <w:num w:numId="2" w16cid:durableId="800876942">
+    <w:abstractNumId w:val="2"/>
+  </w:num>
+  <w:num w:numId="3" w16cid:durableId="548764202">
+    <w:abstractNumId w:val="0"/>
+  </w:num>
+</w:numbering>
 </file>
 
 <file path=word/styles.xml><?xml version="1.0" encoding="utf-8"?>
@@ -3341,7 +5040,6 @@
   <w:style w:type="character" w:default="1" w:styleId="a0">
     <w:name w:val="Default Paragraph Font"/>
     <w:uiPriority w:val="1"/>
-    <w:semiHidden/>
     <w:unhideWhenUsed/>
   </w:style>
   <w:style w:type="table" w:default="1" w:styleId="a1">
@@ -3699,6 +5397,25 @@
     <w:uiPriority w:val="99"/>
     <w:rsid w:val="0046621C"/>
   </w:style>
+  <w:style w:type="table" w:styleId="af0">
+    <w:name w:val="Table Grid"/>
+    <w:basedOn w:val="a1"/>
+    <w:uiPriority w:val="39"/>
+    <w:rsid w:val="00A95F51"/>
+    <w:pPr>
+      <w:spacing w:after="0" w:line="240" w:lineRule="auto"/>
+    </w:pPr>
+    <w:tblPr>
+      <w:tblBorders>
+        <w:top w:val="single" w:sz="4" w:space="0" w:color="auto"/>
+        <w:left w:val="single" w:sz="4" w:space="0" w:color="auto"/>
+        <w:bottom w:val="single" w:sz="4" w:space="0" w:color="auto"/>
+        <w:right w:val="single" w:sz="4" w:space="0" w:color="auto"/>
+        <w:insideH w:val="single" w:sz="4" w:space="0" w:color="auto"/>
+        <w:insideV w:val="single" w:sz="4" w:space="0" w:color="auto"/>
+      </w:tblBorders>
+    </w:tblPr>
+  </w:style>
 </w:styles>
 </file>
 
